--- a/project/documents/letters/ltrffDraftOaInstructions_HONU.docx
+++ b/project/documents/letters/ltrffDraftOaInstructions_HONU.docx
@@ -1,97 +1,22 @@
 
 <file path=word/document.xml><?xml version="1.0" encoding="utf-8"?>
-<w:document xmlns:wpc="http://schemas.microsoft.com/office/word/2010/wordprocessingCanvas" xmlns:cx="http://schemas.microsoft.com/office/drawing/2014/chartex" xmlns:cx1="http://schemas.microsoft.com/office/drawing/2015/9/8/chartex" xmlns:cx2="http://schemas.microsoft.com/office/drawing/2015/10/21/chartex" xmlns:cx3="http://schemas.microsoft.com/office/drawing/2016/5/9/chartex" xmlns:cx4="http://schemas.microsoft.com/office/drawing/2016/5/10/chartex" xmlns:cx5="http://schemas.microsoft.com/office/drawing/2016/5/11/chartex" xmlns:cx6="http://schemas.microsoft.com/office/drawing/2016/5/12/chartex" xmlns:cx7="http://schemas.microsoft.com/office/drawing/2016/5/13/chartex" xmlns:cx8="http://schemas.microsoft.com/office/drawing/2016/5/14/chartex" xmlns:mc="http://schemas.openxmlformats.org/markup-compatibility/2006" xmlns:aink="http://schemas.microsoft.com/office/drawing/2016/ink" xmlns:am3d="http://schemas.microsoft.com/office/drawing/2017/model3d" xmlns:o="urn:schemas-microsoft-com:office:office" xmlns:oel="http://schemas.microsoft.com/office/2019/extlst" xmlns:r="http://schemas.openxmlformats.org/officeDocument/2006/relationships" xmlns:m="http://schemas.openxmlformats.org/officeDocument/2006/math" xmlns:v="urn:schemas-microsoft-com:vml" xmlns:wp14="http://schemas.microsoft.com/office/word/2010/wordprocessingDrawing" xmlns:wp="http://schemas.openxmlformats.org/drawingml/2006/wordprocessingDrawing" xmlns:w10="urn:schemas-microsoft-com:office:word" xmlns:w="http://schemas.openxmlformats.org/wordprocessingml/2006/main" xmlns:w14="http://schemas.microsoft.com/office/word/2010/wordml" xmlns:w15="http://schemas.microsoft.com/office/word/2012/wordml" xmlns:w16cex="http://schemas.microsoft.com/office/word/2018/wordml/cex" xmlns:w16cid="http://schemas.microsoft.com/office/word/2016/wordml/cid" xmlns:w16="http://schemas.microsoft.com/office/word/2018/wordml" xmlns:w16sdtdh="http://schemas.microsoft.com/office/word/2020/wordml/sdtdatahash" xmlns:w16se="http://schemas.microsoft.com/office/word/2015/wordml/symex" xmlns:wpg="http://schemas.microsoft.com/office/word/2010/wordprocessingGroup" xmlns:wpi="http://schemas.microsoft.com/office/word/2010/wordprocessingInk" xmlns:wne="http://schemas.microsoft.com/office/word/2006/wordml" xmlns:wps="http://schemas.microsoft.com/office/word/2010/wordprocessingShape" mc:Ignorable="w14 w15 w16se w16cid w16 w16cex w16sdtdh wp14">
+<w:document xmlns:wpc="http://schemas.microsoft.com/office/word/2010/wordprocessingCanvas" xmlns:cx="http://schemas.microsoft.com/office/drawing/2014/chartex" xmlns:cx1="http://schemas.microsoft.com/office/drawing/2015/9/8/chartex" xmlns:cx2="http://schemas.microsoft.com/office/drawing/2015/10/21/chartex" xmlns:cx3="http://schemas.microsoft.com/office/drawing/2016/5/9/chartex" xmlns:cx4="http://schemas.microsoft.com/office/drawing/2016/5/10/chartex" xmlns:cx5="http://schemas.microsoft.com/office/drawing/2016/5/11/chartex" xmlns:cx6="http://schemas.microsoft.com/office/drawing/2016/5/12/chartex" xmlns:cx7="http://schemas.microsoft.com/office/drawing/2016/5/13/chartex" xmlns:cx8="http://schemas.microsoft.com/office/drawing/2016/5/14/chartex" xmlns:mc="http://schemas.openxmlformats.org/markup-compatibility/2006" xmlns:aink="http://schemas.microsoft.com/office/drawing/2016/ink" xmlns:am3d="http://schemas.microsoft.com/office/drawing/2017/model3d" xmlns:o="urn:schemas-microsoft-com:office:office" xmlns:oel="http://schemas.microsoft.com/office/2019/extlst" xmlns:r="http://schemas.openxmlformats.org/officeDocument/2006/relationships" xmlns:m="http://schemas.openxmlformats.org/officeDocument/2006/math" xmlns:v="urn:schemas-microsoft-com:vml" xmlns:wp14="http://schemas.microsoft.com/office/word/2010/wordprocessingDrawing" xmlns:wp="http://schemas.openxmlformats.org/drawingml/2006/wordprocessingDrawing" xmlns:w10="urn:schemas-microsoft-com:office:word" xmlns:w="http://schemas.openxmlformats.org/wordprocessingml/2006/main" xmlns:w14="http://schemas.microsoft.com/office/word/2010/wordml" xmlns:w15="http://schemas.microsoft.com/office/word/2012/wordml" xmlns:w16cex="http://schemas.microsoft.com/office/word/2018/wordml/cex" xmlns:w16cid="http://schemas.microsoft.com/office/word/2016/wordml/cid" xmlns:w16="http://schemas.microsoft.com/office/word/2018/wordml" xmlns:w16du="http://schemas.microsoft.com/office/word/2023/wordml/word16du" xmlns:w16sdtdh="http://schemas.microsoft.com/office/word/2020/wordml/sdtdatahash" xmlns:w16sdtfl="http://schemas.microsoft.com/office/word/2024/wordml/sdtformatlock" xmlns:w16se="http://schemas.microsoft.com/office/word/2015/wordml/symex" xmlns:wpg="http://schemas.microsoft.com/office/word/2010/wordprocessingGroup" xmlns:wpi="http://schemas.microsoft.com/office/word/2010/wordprocessingInk" xmlns:wne="http://schemas.microsoft.com/office/word/2006/wordml" xmlns:wps="http://schemas.microsoft.com/office/word/2010/wordprocessingShape" mc:Ignorable="w14 w15 w16se w16cid w16 w16cex w16sdtdh w16sdtfl w16du wp14">
   <w:body>
-    <w:p>
-      <w:pPr>
-        <w:rPr>
-          <w:rFonts w:ascii="Times New Roman" w:hAnsi="Times New Roman"/>
-          <w:sz w:val="23"/>
-          <w:szCs w:val="23"/>
-        </w:rPr>
-      </w:pPr>
-      <w:r>
-        <w:rPr>
-          <w:noProof/>
-        </w:rPr>
-        <w:drawing>
-          <wp:anchor distT="0" distB="0" distL="114300" distR="114300" simplePos="0" relativeHeight="251658240" behindDoc="0" locked="1" layoutInCell="1" allowOverlap="1" wp14:anchorId="79E9027B" wp14:editId="7B113027">
-            <wp:simplePos x="0" y="0"/>
-            <wp:positionH relativeFrom="column">
-              <wp:posOffset>-857250</wp:posOffset>
-            </wp:positionH>
-            <wp:positionV relativeFrom="page">
-              <wp:posOffset>142875</wp:posOffset>
-            </wp:positionV>
-            <wp:extent cx="7648575" cy="1590675"/>
-            <wp:effectExtent l="0" t="0" r="9525" b="9525"/>
-            <wp:wrapSquare wrapText="bothSides"/>
-            <wp:docPr id="3" name="Picture 3" descr="HEADING 3"/>
-            <wp:cNvGraphicFramePr>
-              <a:graphicFrameLocks xmlns:a="http://schemas.openxmlformats.org/drawingml/2006/main" noChangeAspect="1"/>
-            </wp:cNvGraphicFramePr>
-            <a:graphic xmlns:a="http://schemas.openxmlformats.org/drawingml/2006/main">
-              <a:graphicData uri="http://schemas.openxmlformats.org/drawingml/2006/picture">
-                <pic:pic xmlns:pic="http://schemas.openxmlformats.org/drawingml/2006/picture">
-                  <pic:nvPicPr>
-                    <pic:cNvPr id="0" name="Picture 6" descr="HEADING 3"/>
-                    <pic:cNvPicPr>
-                      <a:picLocks noChangeAspect="1" noChangeArrowheads="1"/>
-                    </pic:cNvPicPr>
-                  </pic:nvPicPr>
-                  <pic:blipFill>
-                    <a:blip r:embed="rId7" cstate="print">
-                      <a:extLst>
-                        <a:ext uri="{28A0092B-C50C-407E-A947-70E740481C1C}">
-                          <a14:useLocalDpi xmlns:a14="http://schemas.microsoft.com/office/drawing/2010/main" val="0"/>
-                        </a:ext>
-                      </a:extLst>
-                    </a:blip>
-                    <a:srcRect/>
-                    <a:stretch>
-                      <a:fillRect/>
-                    </a:stretch>
-                  </pic:blipFill>
-                  <pic:spPr bwMode="auto">
-                    <a:xfrm>
-                      <a:off x="0" y="0"/>
-                      <a:ext cx="7648575" cy="1590675"/>
-                    </a:xfrm>
-                    <a:prstGeom prst="rect">
-                      <a:avLst/>
-                    </a:prstGeom>
-                    <a:noFill/>
-                    <a:ln>
-                      <a:noFill/>
-                    </a:ln>
-                  </pic:spPr>
-                </pic:pic>
-              </a:graphicData>
-            </a:graphic>
-            <wp14:sizeRelH relativeFrom="page">
-              <wp14:pctWidth>0</wp14:pctWidth>
-            </wp14:sizeRelH>
-            <wp14:sizeRelV relativeFrom="page">
-              <wp14:pctHeight>0</wp14:pctHeight>
-            </wp14:sizeRelV>
-          </wp:anchor>
-        </w:drawing>
-      </w:r>
-    </w:p>
+    <w:p/>
     <w:p>
       <w:pPr>
         <w:jc w:val="both"/>
         <w:rPr>
-          <w:rFonts w:ascii="Times New Roman" w:hAnsi="Times New Roman"/>
-          <w:sz w:val="23"/>
-          <w:szCs w:val="23"/>
-        </w:rPr>
-      </w:pPr>
-      <w:r>
-        <w:rPr>
-          <w:rFonts w:ascii="Times New Roman" w:hAnsi="Times New Roman"/>
-          <w:sz w:val="23"/>
-          <w:szCs w:val="23"/>
+          <w:rFonts w:ascii="Times New Roman" w:hAnsi="Times New Roman" w:cs="Times New Roman"/>
+          <w:sz w:val="24"/>
+          <w:szCs w:val="24"/>
+        </w:rPr>
+      </w:pPr>
+      <w:r>
+        <w:rPr>
+          <w:rFonts w:ascii="Times New Roman" w:hAnsi="Times New Roman" w:cs="Times New Roman"/>
+          <w:sz w:val="24"/>
+          <w:szCs w:val="24"/>
         </w:rPr>
         <w:t>&lt;&lt;currentDate&gt;&gt;</w:t>
       </w:r>
@@ -117,8 +42,10 @@
                 <w:tab w:val="left" w:pos="5760"/>
               </w:tabs>
               <w:rPr>
-                <w:rFonts w:ascii="Times New Roman" w:hAnsi="Times New Roman"/>
+                <w:rFonts w:ascii="Times New Roman" w:hAnsi="Times New Roman" w:cs="Times New Roman"/>
                 <w:noProof/>
+                <w:sz w:val="24"/>
+                <w:szCs w:val="24"/>
               </w:rPr>
             </w:pPr>
           </w:p>
@@ -129,14 +56,16 @@
                 <w:tab w:val="left" w:pos="5760"/>
               </w:tabs>
               <w:rPr>
-                <w:rFonts w:ascii="Times New Roman" w:hAnsi="Times New Roman"/>
+                <w:rFonts w:ascii="Times New Roman" w:hAnsi="Times New Roman" w:cs="Times New Roman"/>
+                <w:sz w:val="24"/>
+                <w:szCs w:val="24"/>
               </w:rPr>
             </w:pPr>
             <w:r>
               <w:rPr>
-                <w:rFonts w:ascii="Times New Roman" w:hAnsi="Times New Roman"/>
-                <w:sz w:val="23"/>
-                <w:szCs w:val="23"/>
+                <w:rFonts w:ascii="Times New Roman" w:hAnsi="Times New Roman" w:cs="Times New Roman"/>
+                <w:sz w:val="24"/>
+                <w:szCs w:val="24"/>
               </w:rPr>
               <w:t>&lt;&lt;faOrgName&gt;&gt;</w:t>
             </w:r>
@@ -148,12 +77,16 @@
                 <w:tab w:val="left" w:pos="5760"/>
               </w:tabs>
               <w:rPr>
-                <w:rFonts w:ascii="Times New Roman" w:hAnsi="Times New Roman"/>
+                <w:rFonts w:ascii="Times New Roman" w:hAnsi="Times New Roman" w:cs="Times New Roman"/>
+                <w:sz w:val="24"/>
+                <w:szCs w:val="24"/>
               </w:rPr>
             </w:pPr>
             <w:r>
               <w:rPr>
-                <w:rFonts w:ascii="Times New Roman" w:hAnsi="Times New Roman"/>
+                <w:rFonts w:ascii="Times New Roman" w:hAnsi="Times New Roman" w:cs="Times New Roman"/>
+                <w:sz w:val="24"/>
+                <w:szCs w:val="24"/>
               </w:rPr>
               <w:t>&lt;&lt;faWorkAddr&gt;&gt;</w:t>
             </w:r>
@@ -165,14 +98,16 @@
                 <w:tab w:val="left" w:pos="5760"/>
               </w:tabs>
               <w:rPr>
-                <w:rFonts w:ascii="Times New Roman" w:hAnsi="Times New Roman"/>
+                <w:rFonts w:ascii="Times New Roman" w:hAnsi="Times New Roman" w:cs="Times New Roman"/>
+                <w:sz w:val="24"/>
+                <w:szCs w:val="24"/>
               </w:rPr>
             </w:pPr>
             <w:r>
               <w:rPr>
-                <w:rFonts w:ascii="Times New Roman" w:hAnsi="Times New Roman"/>
-                <w:sz w:val="23"/>
-                <w:szCs w:val="23"/>
+                <w:rFonts w:ascii="Times New Roman" w:hAnsi="Times New Roman" w:cs="Times New Roman"/>
+                <w:sz w:val="24"/>
+                <w:szCs w:val="24"/>
               </w:rPr>
               <w:t>&lt;&lt;faCSZ&gt;&gt;</w:t>
             </w:r>
@@ -184,7 +119,9 @@
                 <w:tab w:val="left" w:pos="5760"/>
               </w:tabs>
               <w:rPr>
-                <w:rFonts w:ascii="Times New Roman" w:hAnsi="Times New Roman"/>
+                <w:rFonts w:ascii="Times New Roman" w:hAnsi="Times New Roman" w:cs="Times New Roman"/>
+                <w:sz w:val="24"/>
+                <w:szCs w:val="24"/>
               </w:rPr>
             </w:pPr>
           </w:p>
@@ -200,20 +137,27 @@
                 <w:tab w:val="left" w:pos="5760"/>
               </w:tabs>
               <w:rPr>
-                <w:rFonts w:ascii="Times New Roman" w:hAnsi="Times New Roman"/>
+                <w:rFonts w:ascii="Times New Roman" w:hAnsi="Times New Roman" w:cs="Times New Roman"/>
+                <w:sz w:val="24"/>
+                <w:szCs w:val="24"/>
               </w:rPr>
             </w:pPr>
           </w:p>
           <w:p>
             <w:pPr>
               <w:pStyle w:val="Heading2"/>
+              <w:spacing w:before="0" w:after="0" w:line="240" w:lineRule="auto"/>
               <w:rPr>
-                <w:rFonts w:ascii="Times New Roman" w:hAnsi="Times New Roman"/>
+                <w:rFonts w:ascii="Times New Roman" w:hAnsi="Times New Roman" w:cs="Times New Roman"/>
+                <w:sz w:val="24"/>
+                <w:szCs w:val="24"/>
               </w:rPr>
             </w:pPr>
             <w:r>
               <w:rPr>
-                <w:rFonts w:ascii="Times New Roman" w:hAnsi="Times New Roman"/>
+                <w:rFonts w:ascii="Times New Roman" w:hAnsi="Times New Roman" w:cs="Times New Roman"/>
+                <w:sz w:val="24"/>
+                <w:szCs w:val="24"/>
               </w:rPr>
               <w:t>CONFIDENTIAL COMMUNICATION</w:t>
             </w:r>
@@ -224,18 +168,23 @@
                 <w:tab w:val="left" w:pos="5040"/>
                 <w:tab w:val="left" w:pos="5760"/>
               </w:tabs>
+              <w:spacing w:line="240" w:lineRule="auto"/>
               <w:rPr>
-                <w:rFonts w:ascii="Times New Roman" w:hAnsi="Times New Roman"/>
+                <w:rFonts w:ascii="Times New Roman" w:hAnsi="Times New Roman" w:cs="Times New Roman"/>
                 <w:i/>
                 <w:iCs/>
+                <w:sz w:val="24"/>
+                <w:szCs w:val="24"/>
                 <w:u w:val="single"/>
               </w:rPr>
             </w:pPr>
             <w:r>
               <w:rPr>
-                <w:rFonts w:ascii="Times New Roman" w:hAnsi="Times New Roman"/>
+                <w:rFonts w:ascii="Times New Roman" w:hAnsi="Times New Roman" w:cs="Times New Roman"/>
                 <w:i/>
                 <w:iCs/>
+                <w:sz w:val="24"/>
+                <w:szCs w:val="24"/>
                 <w:u w:val="single"/>
               </w:rPr>
               <w:t>ATTORNEY - CLIENT PRIVILEGED</w:t>
@@ -247,10 +196,13 @@
                 <w:tab w:val="left" w:pos="5040"/>
                 <w:tab w:val="left" w:pos="5760"/>
               </w:tabs>
+              <w:spacing w:line="240" w:lineRule="auto"/>
               <w:rPr>
-                <w:rFonts w:ascii="Times New Roman" w:hAnsi="Times New Roman"/>
+                <w:rFonts w:ascii="Times New Roman" w:hAnsi="Times New Roman" w:cs="Times New Roman"/>
                 <w:i/>
                 <w:iCs/>
+                <w:sz w:val="24"/>
+                <w:szCs w:val="24"/>
                 <w:u w:val="single"/>
               </w:rPr>
             </w:pPr>
@@ -258,39 +210,21 @@
           <w:p>
             <w:pPr>
               <w:pStyle w:val="Heading2"/>
+              <w:spacing w:before="0" w:after="0" w:line="240" w:lineRule="auto"/>
               <w:rPr>
-                <w:rFonts w:ascii="Times New Roman" w:hAnsi="Times New Roman"/>
+                <w:rFonts w:ascii="Times New Roman" w:hAnsi="Times New Roman" w:cs="Times New Roman"/>
+                <w:sz w:val="24"/>
+                <w:szCs w:val="24"/>
               </w:rPr>
             </w:pPr>
             <w:r>
               <w:rPr>
-                <w:rFonts w:ascii="Times New Roman" w:hAnsi="Times New Roman"/>
+                <w:rFonts w:ascii="Times New Roman" w:hAnsi="Times New Roman" w:cs="Times New Roman"/>
+                <w:sz w:val="24"/>
+                <w:szCs w:val="24"/>
               </w:rPr>
-              <w:t xml:space="preserve">VIA E-MAIL </w:t>
+              <w:t xml:space="preserve">VIA E-MAIL &lt;&lt;recipientEmail&gt;&gt; </w:t>
             </w:r>
-            <w:r>
-              <w:rPr>
-                <w:rFonts w:ascii="Times New Roman" w:hAnsi="Times New Roman"/>
-                <w:iCs w:val="0"/>
-                <w:sz w:val="23"/>
-                <w:szCs w:val="23"/>
-              </w:rPr>
-              <w:t>&lt;&lt;recipientEmail&gt;&gt;</w:t>
-            </w:r>
-            <w:r>
-              <w:rPr>
-                <w:rFonts w:ascii="Times New Roman" w:hAnsi="Times New Roman"/>
-              </w:rPr>
-              <w:t xml:space="preserve"> </w:t>
-            </w:r>
-          </w:p>
-          <w:p>
-            <w:pPr>
-              <w:pStyle w:val="Heading2"/>
-              <w:rPr>
-                <w:rFonts w:ascii="Times New Roman" w:hAnsi="Times New Roman"/>
-              </w:rPr>
-            </w:pPr>
           </w:p>
         </w:tc>
       </w:tr>
@@ -301,7 +235,9 @@
           <w:tab w:val="left" w:pos="-1440"/>
         </w:tabs>
         <w:rPr>
-          <w:rFonts w:ascii="Times New Roman" w:hAnsi="Times New Roman"/>
+          <w:rFonts w:ascii="Times New Roman" w:hAnsi="Times New Roman" w:cs="Times New Roman"/>
+          <w:sz w:val="24"/>
+          <w:szCs w:val="24"/>
         </w:rPr>
       </w:pPr>
     </w:p>
@@ -310,61 +246,69 @@
         <w:tabs>
           <w:tab w:val="left" w:pos="-1440"/>
         </w:tabs>
+        <w:spacing w:line="240" w:lineRule="auto"/>
         <w:ind w:left="720" w:hanging="720"/>
         <w:rPr>
-          <w:rFonts w:ascii="Times New Roman" w:hAnsi="Times New Roman"/>
+          <w:rFonts w:ascii="Times New Roman" w:hAnsi="Times New Roman" w:cs="Times New Roman"/>
           <w:b/>
           <w:bCs/>
           <w:noProof/>
-        </w:rPr>
-      </w:pPr>
-      <w:r>
-        <w:rPr>
-          <w:rFonts w:ascii="Times New Roman" w:hAnsi="Times New Roman"/>
+          <w:sz w:val="24"/>
+          <w:szCs w:val="24"/>
+        </w:rPr>
+      </w:pPr>
+      <w:r>
+        <w:rPr>
+          <w:rFonts w:ascii="Times New Roman" w:hAnsi="Times New Roman" w:cs="Times New Roman"/>
+          <w:sz w:val="24"/>
+          <w:szCs w:val="24"/>
         </w:rPr>
         <w:t>Re:</w:t>
       </w:r>
       <w:r>
         <w:rPr>
-          <w:rFonts w:ascii="Times New Roman" w:hAnsi="Times New Roman"/>
+          <w:rFonts w:ascii="Times New Roman" w:hAnsi="Times New Roman" w:cs="Times New Roman"/>
+          <w:sz w:val="24"/>
+          <w:szCs w:val="24"/>
         </w:rPr>
         <w:tab/>
       </w:r>
       <w:r>
         <w:rPr>
-          <w:rFonts w:ascii="Times New Roman" w:hAnsi="Times New Roman"/>
+          <w:rFonts w:ascii="Times New Roman" w:hAnsi="Times New Roman" w:cs="Times New Roman"/>
           <w:b/>
-        </w:rPr>
-        <w:t>Your</w:t>
-      </w:r>
-      <w:r>
-        <w:rPr>
-          <w:rFonts w:ascii="Times New Roman" w:hAnsi="Times New Roman"/>
-          <w:b/>
-        </w:rPr>
-        <w:t xml:space="preserve"> </w:t>
-      </w:r>
-      <w:r>
-        <w:rPr>
-          <w:rFonts w:ascii="Times New Roman" w:hAnsi="Times New Roman"/>
+          <w:sz w:val="24"/>
+          <w:szCs w:val="24"/>
+        </w:rPr>
+        <w:t xml:space="preserve">Your </w:t>
+      </w:r>
+      <w:r>
+        <w:rPr>
+          <w:rFonts w:ascii="Times New Roman" w:hAnsi="Times New Roman" w:cs="Times New Roman"/>
           <w:b/>
           <w:noProof/>
+          <w:sz w:val="24"/>
+          <w:szCs w:val="24"/>
         </w:rPr>
         <w:t>Ref. No.</w:t>
       </w:r>
       <w:r>
         <w:rPr>
-          <w:rFonts w:ascii="Times New Roman" w:hAnsi="Times New Roman"/>
+          <w:rFonts w:ascii="Times New Roman" w:hAnsi="Times New Roman" w:cs="Times New Roman"/>
           <w:noProof/>
+          <w:sz w:val="24"/>
+          <w:szCs w:val="24"/>
         </w:rPr>
         <w:t xml:space="preserve"> </w:t>
       </w:r>
       <w:r>
         <w:rPr>
-          <w:rFonts w:ascii="Times New Roman" w:hAnsi="Times New Roman"/>
+          <w:rFonts w:ascii="Times New Roman" w:hAnsi="Times New Roman" w:cs="Times New Roman"/>
           <w:b/>
           <w:bCs/>
           <w:noProof/>
+          <w:sz w:val="24"/>
+          <w:szCs w:val="24"/>
         </w:rPr>
         <w:t>&lt;&lt;faclientRefNo&gt;&gt;</w:t>
       </w:r>
@@ -374,40 +318,33 @@
         <w:tabs>
           <w:tab w:val="left" w:pos="-1440"/>
         </w:tabs>
+        <w:spacing w:line="240" w:lineRule="auto"/>
         <w:ind w:left="720" w:hanging="720"/>
         <w:rPr>
-          <w:rFonts w:ascii="Times New Roman" w:hAnsi="Times New Roman"/>
-        </w:rPr>
-      </w:pPr>
-      <w:r>
-        <w:rPr>
-          <w:rFonts w:ascii="Times New Roman" w:hAnsi="Times New Roman"/>
+          <w:rFonts w:ascii="Times New Roman" w:hAnsi="Times New Roman" w:cs="Times New Roman"/>
+          <w:sz w:val="24"/>
+          <w:szCs w:val="24"/>
+        </w:rPr>
+      </w:pPr>
+      <w:r>
+        <w:rPr>
+          <w:rFonts w:ascii="Times New Roman" w:hAnsi="Times New Roman" w:cs="Times New Roman"/>
           <w:b/>
           <w:bCs/>
           <w:noProof/>
+          <w:sz w:val="24"/>
+          <w:szCs w:val="24"/>
         </w:rPr>
         <w:tab/>
       </w:r>
       <w:r>
         <w:rPr>
-          <w:rFonts w:ascii="Times New Roman" w:hAnsi="Times New Roman"/>
+          <w:rFonts w:ascii="Times New Roman" w:hAnsi="Times New Roman" w:cs="Times New Roman"/>
           <w:noProof/>
-        </w:rPr>
-        <w:t>SLW Ref. No. &lt;&lt;matterNo&gt;&gt;</w:t>
-      </w:r>
-      <w:r>
-        <w:rPr>
-          <w:rFonts w:ascii="Times New Roman" w:hAnsi="Times New Roman"/>
-          <w:noProof/>
-        </w:rPr>
-        <w:t xml:space="preserve"> - Client </w:t>
-      </w:r>
-      <w:r>
-        <w:rPr>
-          <w:rFonts w:ascii="Times New Roman" w:hAnsi="Times New Roman"/>
-          <w:noProof/>
-        </w:rPr>
-        <w:t>&lt;&lt;clientRefNo&gt;&gt;</w:t>
+          <w:sz w:val="24"/>
+          <w:szCs w:val="24"/>
+        </w:rPr>
+        <w:t>SLW Ref. No. &lt;&lt;matterNo&gt;&gt; - Client &lt;&lt;clientRefNo&gt;&gt;</w:t>
       </w:r>
     </w:p>
     <w:p>
@@ -415,45 +352,28 @@
         <w:tabs>
           <w:tab w:val="left" w:pos="-1440"/>
         </w:tabs>
+        <w:spacing w:line="240" w:lineRule="auto"/>
         <w:ind w:firstLine="720"/>
         <w:rPr>
-          <w:rFonts w:ascii="Times New Roman" w:hAnsi="Times New Roman"/>
-        </w:rPr>
-      </w:pPr>
-      <w:r>
-        <w:rPr>
-          <w:rFonts w:ascii="Times New Roman" w:hAnsi="Times New Roman"/>
-          <w:sz w:val="23"/>
-          <w:szCs w:val="23"/>
-        </w:rPr>
-        <w:t>&lt;&lt;</w:t>
-      </w:r>
-      <w:r>
-        <w:rPr>
-          <w:rFonts w:ascii="Times New Roman" w:hAnsi="Times New Roman"/>
-          <w:sz w:val="23"/>
-          <w:szCs w:val="23"/>
-        </w:rPr>
-        <w:t>matterCountryN</w:t>
-      </w:r>
-      <w:r>
-        <w:rPr>
-          <w:rFonts w:ascii="Times New Roman" w:hAnsi="Times New Roman"/>
-          <w:sz w:val="23"/>
-          <w:szCs w:val="23"/>
-        </w:rPr>
-        <w:t>ame&gt;&gt;</w:t>
-      </w:r>
-      <w:r>
-        <w:rPr>
-          <w:rFonts w:ascii="Times New Roman" w:hAnsi="Times New Roman"/>
-        </w:rPr>
-        <w:t xml:space="preserve"> Application No. </w:t>
-      </w:r>
-      <w:r>
-        <w:rPr>
-          <w:rFonts w:ascii="Times New Roman" w:hAnsi="Times New Roman"/>
+          <w:rFonts w:ascii="Times New Roman" w:hAnsi="Times New Roman" w:cs="Times New Roman"/>
+          <w:sz w:val="24"/>
+          <w:szCs w:val="24"/>
+        </w:rPr>
+      </w:pPr>
+      <w:r>
+        <w:rPr>
+          <w:rFonts w:ascii="Times New Roman" w:hAnsi="Times New Roman" w:cs="Times New Roman"/>
+          <w:sz w:val="24"/>
+          <w:szCs w:val="24"/>
+        </w:rPr>
+        <w:t xml:space="preserve">&lt;&lt;matterCountryName&gt;&gt; Application No. </w:t>
+      </w:r>
+      <w:r>
+        <w:rPr>
+          <w:rFonts w:ascii="Times New Roman" w:hAnsi="Times New Roman" w:cs="Times New Roman"/>
           <w:noProof/>
+          <w:sz w:val="24"/>
+          <w:szCs w:val="24"/>
         </w:rPr>
         <w:t>&lt;&lt;serialNo&gt;&gt;</w:t>
       </w:r>
@@ -463,14 +383,19 @@
         <w:tabs>
           <w:tab w:val="left" w:pos="-1440"/>
         </w:tabs>
+        <w:spacing w:line="240" w:lineRule="auto"/>
         <w:ind w:firstLine="720"/>
         <w:rPr>
-          <w:rFonts w:ascii="Times New Roman" w:hAnsi="Times New Roman"/>
-        </w:rPr>
-      </w:pPr>
-      <w:r>
-        <w:rPr>
-          <w:rFonts w:ascii="Times New Roman" w:hAnsi="Times New Roman"/>
+          <w:rFonts w:ascii="Times New Roman" w:hAnsi="Times New Roman" w:cs="Times New Roman"/>
+          <w:sz w:val="24"/>
+          <w:szCs w:val="24"/>
+        </w:rPr>
+      </w:pPr>
+      <w:r>
+        <w:rPr>
+          <w:rFonts w:ascii="Times New Roman" w:hAnsi="Times New Roman" w:cs="Times New Roman"/>
+          <w:sz w:val="24"/>
+          <w:szCs w:val="24"/>
         </w:rPr>
         <w:t>Applicant:  &lt;&lt;faAssignee&gt;&gt;</w:t>
       </w:r>
@@ -480,9 +405,12 @@
         <w:tabs>
           <w:tab w:val="left" w:pos="-1440"/>
         </w:tabs>
+        <w:spacing w:line="240" w:lineRule="auto"/>
         <w:ind w:left="720" w:hanging="720"/>
         <w:rPr>
-          <w:rFonts w:ascii="Times New Roman" w:hAnsi="Times New Roman"/>
+          <w:rFonts w:ascii="Times New Roman" w:hAnsi="Times New Roman" w:cs="Times New Roman"/>
+          <w:sz w:val="24"/>
+          <w:szCs w:val="24"/>
         </w:rPr>
       </w:pPr>
     </w:p>
@@ -491,28 +419,21 @@
         <w:tabs>
           <w:tab w:val="left" w:pos="-1440"/>
         </w:tabs>
+        <w:spacing w:line="240" w:lineRule="auto"/>
         <w:jc w:val="both"/>
         <w:rPr>
-          <w:rFonts w:ascii="Times New Roman" w:hAnsi="Times New Roman"/>
-        </w:rPr>
-      </w:pPr>
-      <w:r>
-        <w:rPr>
-          <w:rFonts w:ascii="Times New Roman" w:hAnsi="Times New Roman"/>
-        </w:rPr>
-        <w:t xml:space="preserve">Dear </w:t>
-      </w:r>
-      <w:r>
-        <w:rPr>
-          <w:rFonts w:ascii="Times New Roman" w:hAnsi="Times New Roman"/>
-        </w:rPr>
-        <w:t>Colleague</w:t>
-      </w:r>
-      <w:r>
-        <w:rPr>
-          <w:rFonts w:ascii="Times New Roman" w:hAnsi="Times New Roman"/>
-        </w:rPr>
-        <w:t>:</w:t>
+          <w:rFonts w:ascii="Times New Roman" w:hAnsi="Times New Roman" w:cs="Times New Roman"/>
+          <w:sz w:val="24"/>
+          <w:szCs w:val="24"/>
+        </w:rPr>
+      </w:pPr>
+      <w:r>
+        <w:rPr>
+          <w:rFonts w:ascii="Times New Roman" w:hAnsi="Times New Roman" w:cs="Times New Roman"/>
+          <w:sz w:val="24"/>
+          <w:szCs w:val="24"/>
+        </w:rPr>
+        <w:t>Dear Colleague:</w:t>
       </w:r>
     </w:p>
     <w:p>
@@ -520,9 +441,12 @@
         <w:tabs>
           <w:tab w:val="left" w:pos="-1440"/>
         </w:tabs>
+        <w:spacing w:line="240" w:lineRule="auto"/>
         <w:jc w:val="both"/>
         <w:rPr>
-          <w:rFonts w:ascii="Times New Roman" w:hAnsi="Times New Roman"/>
+          <w:rFonts w:ascii="Times New Roman" w:hAnsi="Times New Roman" w:cs="Times New Roman"/>
+          <w:sz w:val="24"/>
+          <w:szCs w:val="24"/>
         </w:rPr>
       </w:pPr>
     </w:p>
@@ -531,40 +455,21 @@
         <w:tabs>
           <w:tab w:val="left" w:pos="-1440"/>
         </w:tabs>
+        <w:spacing w:line="240" w:lineRule="auto"/>
         <w:jc w:val="both"/>
         <w:rPr>
-          <w:rFonts w:ascii="Times New Roman" w:hAnsi="Times New Roman"/>
-        </w:rPr>
-      </w:pPr>
-      <w:r>
-        <w:rPr>
-          <w:rFonts w:ascii="Times New Roman" w:hAnsi="Times New Roman"/>
-        </w:rPr>
-        <w:t xml:space="preserve">This will acknowledge receipt of your correspondence dated </w:t>
-      </w:r>
-      <w:r>
-        <w:rPr>
-          <w:rFonts w:ascii="Times New Roman" w:hAnsi="Times New Roman"/>
-        </w:rPr>
-        <w:t>&lt;&lt;corrDate&gt;&gt;,</w:t>
-      </w:r>
-      <w:r>
-        <w:rPr>
-          <w:rFonts w:ascii="Times New Roman" w:hAnsi="Times New Roman"/>
-        </w:rPr>
-        <w:t xml:space="preserve"> reporting the Offic</w:t>
-      </w:r>
-      <w:r>
-        <w:rPr>
-          <w:rFonts w:ascii="Times New Roman" w:hAnsi="Times New Roman"/>
-        </w:rPr>
-        <w:t>e</w:t>
-      </w:r>
-      <w:r>
-        <w:rPr>
-          <w:rFonts w:ascii="Times New Roman" w:hAnsi="Times New Roman"/>
-        </w:rPr>
-        <w:t xml:space="preserve"> Action relative to the above identified patent application.</w:t>
+          <w:rFonts w:ascii="Times New Roman" w:hAnsi="Times New Roman" w:cs="Times New Roman"/>
+          <w:sz w:val="24"/>
+          <w:szCs w:val="24"/>
+        </w:rPr>
+      </w:pPr>
+      <w:r>
+        <w:rPr>
+          <w:rFonts w:ascii="Times New Roman" w:hAnsi="Times New Roman" w:cs="Times New Roman"/>
+          <w:sz w:val="24"/>
+          <w:szCs w:val="24"/>
+        </w:rPr>
+        <w:t>This will acknowledge receipt of your correspondence dated &lt;&lt;corrDate&gt;&gt;, reporting the Office Action relative to the above identified patent application.</w:t>
       </w:r>
     </w:p>
     <w:p>
@@ -572,94 +477,53 @@
         <w:tabs>
           <w:tab w:val="left" w:pos="-1440"/>
         </w:tabs>
+        <w:spacing w:line="240" w:lineRule="auto"/>
         <w:jc w:val="both"/>
         <w:rPr>
-          <w:rFonts w:ascii="Times New Roman" w:hAnsi="Times New Roman"/>
-        </w:rPr>
-      </w:pPr>
-    </w:p>
-    <w:p>
-      <w:pPr>
+          <w:rFonts w:ascii="Times New Roman" w:hAnsi="Times New Roman" w:cs="Times New Roman"/>
+          <w:sz w:val="24"/>
+          <w:szCs w:val="24"/>
+        </w:rPr>
+      </w:pPr>
+    </w:p>
+    <w:p>
+      <w:pPr>
+        <w:spacing w:line="240" w:lineRule="auto"/>
         <w:jc w:val="both"/>
-      </w:pPr>
-      <w:r>
-        <w:rPr>
-          <w:rFonts w:ascii="Times New Roman" w:hAnsi="Times New Roman"/>
+        <w:rPr>
+          <w:rFonts w:ascii="Times New Roman" w:hAnsi="Times New Roman" w:cs="Times New Roman"/>
+          <w:sz w:val="24"/>
+          <w:szCs w:val="24"/>
+        </w:rPr>
+      </w:pPr>
+      <w:r>
+        <w:rPr>
+          <w:rFonts w:ascii="Times New Roman" w:hAnsi="Times New Roman" w:cs="Times New Roman"/>
           <w:color w:val="000000"/>
-        </w:rPr>
-        <w:t xml:space="preserve">Please use the following instructions </w:t>
-      </w:r>
-      <w:r>
-        <w:rPr>
-          <w:rFonts w:ascii="Times New Roman" w:hAnsi="Times New Roman"/>
-          <w:color w:val="000000"/>
-        </w:rPr>
-        <w:t>as a guideline for</w:t>
-      </w:r>
-      <w:r>
-        <w:rPr>
-          <w:rFonts w:ascii="Times New Roman" w:hAnsi="Times New Roman"/>
-          <w:color w:val="000000"/>
-        </w:rPr>
-        <w:t xml:space="preserve"> </w:t>
-      </w:r>
-      <w:r>
-        <w:rPr>
-          <w:rFonts w:ascii="Times New Roman" w:hAnsi="Times New Roman"/>
-          <w:color w:val="000000"/>
-        </w:rPr>
-        <w:t>respond</w:t>
-      </w:r>
-      <w:r>
-        <w:rPr>
-          <w:rFonts w:ascii="Times New Roman" w:hAnsi="Times New Roman"/>
-          <w:color w:val="000000"/>
-        </w:rPr>
-        <w:t>ing</w:t>
-      </w:r>
-      <w:r>
-        <w:rPr>
-          <w:rFonts w:ascii="Times New Roman" w:hAnsi="Times New Roman"/>
-          <w:color w:val="000000"/>
-        </w:rPr>
-        <w:t xml:space="preserve"> by the </w:t>
-      </w:r>
-      <w:r>
-        <w:rPr>
-          <w:rFonts w:ascii="Times New Roman" w:hAnsi="Times New Roman"/>
+          <w:sz w:val="24"/>
+          <w:szCs w:val="24"/>
+        </w:rPr>
+        <w:t xml:space="preserve">Please use the following instructions as a guideline for responding by the </w:t>
+      </w:r>
+      <w:r>
+        <w:rPr>
+          <w:rFonts w:ascii="Times New Roman" w:hAnsi="Times New Roman" w:cs="Times New Roman"/>
           <w:b/>
           <w:color w:val="000000"/>
+          <w:sz w:val="24"/>
+          <w:szCs w:val="24"/>
           <w:u w:val="single"/>
         </w:rPr>
         <w:t>&lt;&lt;cdueDate&gt;&gt;</w:t>
       </w:r>
       <w:r>
         <w:rPr>
-          <w:rFonts w:ascii="Times New Roman" w:hAnsi="Times New Roman"/>
+          <w:rFonts w:ascii="Times New Roman" w:hAnsi="Times New Roman" w:cs="Times New Roman"/>
           <w:color w:val="000000"/>
-        </w:rPr>
-        <w:t xml:space="preserve"> deadline.</w:t>
-      </w:r>
-      <w:r>
-        <w:rPr>
-          <w:rFonts w:ascii="Times New Roman" w:hAnsi="Times New Roman"/>
-          <w:color w:val="000000"/>
-        </w:rPr>
-        <w:t xml:space="preserve">  Of course, we defer to your expertise in &lt;&lt;countryType&gt;&gt; </w:t>
-      </w:r>
-      <w:r>
-        <w:rPr>
-          <w:rFonts w:ascii="Times New Roman" w:hAnsi="Times New Roman"/>
-          <w:color w:val="000000"/>
-        </w:rPr>
-        <w:t>Patent Law</w:t>
-      </w:r>
-      <w:r>
-        <w:rPr>
-          <w:rFonts w:ascii="Times New Roman" w:hAnsi="Times New Roman"/>
-          <w:color w:val="000000"/>
-        </w:rPr>
-        <w:t xml:space="preserve"> when preparing the response. Please contact us if you disagree with the approach we are suggesting.</w:t>
+          <w:sz w:val="24"/>
+          <w:szCs w:val="24"/>
+        </w:rPr>
+        <w:t xml:space="preserve"> deadline.  Of course, we defer to your expertise in &lt;&lt;countryType&gt;&gt; Patent Law when preparing the response. Please contact us if you disagree with the approach we are suggesting.</w:t>
       </w:r>
     </w:p>
     <w:p>
@@ -667,10 +531,13 @@
         <w:tabs>
           <w:tab w:val="left" w:pos="-1440"/>
         </w:tabs>
+        <w:spacing w:line="240" w:lineRule="auto"/>
         <w:jc w:val="both"/>
         <w:rPr>
-          <w:rFonts w:ascii="Times New Roman" w:hAnsi="Times New Roman"/>
+          <w:rFonts w:ascii="Times New Roman" w:hAnsi="Times New Roman" w:cs="Times New Roman"/>
           <w:color w:val="000000"/>
+          <w:sz w:val="24"/>
+          <w:szCs w:val="24"/>
         </w:rPr>
       </w:pPr>
     </w:p>
@@ -679,12 +546,15 @@
         <w:tabs>
           <w:tab w:val="left" w:pos="-1440"/>
         </w:tabs>
+        <w:spacing w:line="240" w:lineRule="auto"/>
         <w:jc w:val="both"/>
         <w:rPr>
-          <w:rFonts w:ascii="Times New Roman" w:hAnsi="Times New Roman"/>
+          <w:rFonts w:ascii="Times New Roman" w:hAnsi="Times New Roman" w:cs="Times New Roman"/>
           <w:b/>
           <w:bCs/>
           <w:color w:val="000000"/>
+          <w:sz w:val="24"/>
+          <w:szCs w:val="24"/>
         </w:rPr>
       </w:pPr>
     </w:p>
@@ -693,12 +563,15 @@
         <w:tabs>
           <w:tab w:val="left" w:pos="-1440"/>
         </w:tabs>
+        <w:spacing w:line="240" w:lineRule="auto"/>
         <w:jc w:val="both"/>
         <w:rPr>
-          <w:rFonts w:ascii="Times New Roman" w:hAnsi="Times New Roman"/>
+          <w:rFonts w:ascii="Times New Roman" w:hAnsi="Times New Roman" w:cs="Times New Roman"/>
           <w:b/>
           <w:bCs/>
           <w:color w:val="000000"/>
+          <w:sz w:val="24"/>
+          <w:szCs w:val="24"/>
         </w:rPr>
       </w:pPr>
     </w:p>
@@ -707,12 +580,15 @@
         <w:tabs>
           <w:tab w:val="left" w:pos="-1440"/>
         </w:tabs>
+        <w:spacing w:line="240" w:lineRule="auto"/>
         <w:jc w:val="both"/>
         <w:rPr>
-          <w:rFonts w:ascii="Times New Roman" w:hAnsi="Times New Roman"/>
+          <w:rFonts w:ascii="Times New Roman" w:hAnsi="Times New Roman" w:cs="Times New Roman"/>
           <w:b/>
           <w:bCs/>
           <w:color w:val="000000"/>
+          <w:sz w:val="24"/>
+          <w:szCs w:val="24"/>
         </w:rPr>
       </w:pPr>
     </w:p>
@@ -721,12 +597,15 @@
         <w:tabs>
           <w:tab w:val="left" w:pos="-1440"/>
         </w:tabs>
+        <w:spacing w:line="240" w:lineRule="auto"/>
         <w:jc w:val="both"/>
         <w:rPr>
-          <w:rFonts w:ascii="Times New Roman" w:hAnsi="Times New Roman"/>
+          <w:rFonts w:ascii="Times New Roman" w:hAnsi="Times New Roman" w:cs="Times New Roman"/>
           <w:b/>
           <w:bCs/>
           <w:color w:val="000000"/>
+          <w:sz w:val="24"/>
+          <w:szCs w:val="24"/>
         </w:rPr>
       </w:pPr>
     </w:p>
@@ -735,16 +614,21 @@
         <w:tabs>
           <w:tab w:val="left" w:pos="-1440"/>
         </w:tabs>
+        <w:spacing w:line="240" w:lineRule="auto"/>
         <w:jc w:val="both"/>
         <w:rPr>
-          <w:rFonts w:ascii="Times New Roman" w:hAnsi="Times New Roman"/>
-        </w:rPr>
-      </w:pPr>
-      <w:r>
-        <w:rPr>
-          <w:rFonts w:ascii="Times New Roman" w:hAnsi="Times New Roman"/>
+          <w:rFonts w:ascii="Times New Roman" w:hAnsi="Times New Roman" w:cs="Times New Roman"/>
+          <w:sz w:val="24"/>
+          <w:szCs w:val="24"/>
+        </w:rPr>
+      </w:pPr>
+      <w:r>
+        <w:rPr>
+          <w:rFonts w:ascii="Times New Roman" w:hAnsi="Times New Roman" w:cs="Times New Roman"/>
           <w:b/>
           <w:bCs/>
+          <w:sz w:val="24"/>
+          <w:szCs w:val="24"/>
         </w:rPr>
         <w:t>ATTORNEY COMMENTS:</w:t>
       </w:r>
@@ -754,9 +638,12 @@
         <w:tabs>
           <w:tab w:val="left" w:pos="-1440"/>
         </w:tabs>
+        <w:spacing w:line="240" w:lineRule="auto"/>
         <w:jc w:val="both"/>
         <w:rPr>
-          <w:rFonts w:ascii="Times New Roman" w:hAnsi="Times New Roman"/>
+          <w:rFonts w:ascii="Times New Roman" w:hAnsi="Times New Roman" w:cs="Times New Roman"/>
+          <w:sz w:val="24"/>
+          <w:szCs w:val="24"/>
         </w:rPr>
       </w:pPr>
     </w:p>
@@ -765,29 +652,39 @@
         <w:tabs>
           <w:tab w:val="left" w:pos="-1440"/>
         </w:tabs>
+        <w:spacing w:line="240" w:lineRule="auto"/>
         <w:jc w:val="both"/>
         <w:rPr>
-          <w:rFonts w:ascii="Times New Roman" w:hAnsi="Times New Roman"/>
-        </w:rPr>
-      </w:pPr>
-    </w:p>
-    <w:p>
-      <w:pPr>
-        <w:rPr>
-          <w:rFonts w:ascii="Times New Roman" w:hAnsi="Times New Roman"/>
-        </w:rPr>
-      </w:pPr>
-      <w:r>
-        <w:rPr>
-          <w:rFonts w:ascii="Times New Roman" w:hAnsi="Times New Roman"/>
+          <w:rFonts w:ascii="Times New Roman" w:hAnsi="Times New Roman" w:cs="Times New Roman"/>
+          <w:sz w:val="24"/>
+          <w:szCs w:val="24"/>
+        </w:rPr>
+      </w:pPr>
+    </w:p>
+    <w:p>
+      <w:pPr>
+        <w:spacing w:line="240" w:lineRule="auto"/>
+        <w:rPr>
+          <w:rFonts w:ascii="Times New Roman" w:hAnsi="Times New Roman" w:cs="Times New Roman"/>
+          <w:sz w:val="24"/>
+          <w:szCs w:val="24"/>
+        </w:rPr>
+      </w:pPr>
+      <w:r>
+        <w:rPr>
+          <w:rFonts w:ascii="Times New Roman" w:hAnsi="Times New Roman" w:cs="Times New Roman"/>
+          <w:sz w:val="24"/>
+          <w:szCs w:val="24"/>
         </w:rPr>
         <w:t xml:space="preserve">Please ensure all communications relating to newly filed applications, acknowledgement of new filing instructions, formal documents, filing and issue dates, deadline dates, final reminders and  documents/responses filed with the patent office are reported via the HONU reporting platform </w:t>
       </w:r>
-      <w:hyperlink r:id="rId8" w:history="1">
+      <w:hyperlink r:id="rId7" w:history="1">
         <w:r>
           <w:rPr>
-            <w:rFonts w:ascii="Times New Roman" w:hAnsi="Times New Roman"/>
+            <w:rFonts w:ascii="Times New Roman" w:hAnsi="Times New Roman" w:cs="Times New Roman"/>
             <w:color w:val="0000FF"/>
+            <w:sz w:val="24"/>
+            <w:szCs w:val="24"/>
             <w:u w:val="single"/>
           </w:rPr>
           <w:t>HONU reporting portal</w:t>
@@ -795,191 +692,193 @@
       </w:hyperlink>
       <w:r>
         <w:rPr>
-          <w:rFonts w:ascii="Times New Roman" w:hAnsi="Times New Roman"/>
+          <w:rFonts w:ascii="Times New Roman" w:hAnsi="Times New Roman" w:cs="Times New Roman"/>
+          <w:sz w:val="24"/>
+          <w:szCs w:val="24"/>
         </w:rPr>
         <w:t xml:space="preserve">.   </w:t>
       </w:r>
     </w:p>
     <w:p>
       <w:pPr>
-        <w:rPr>
-          <w:rFonts w:ascii="Times New Roman" w:hAnsi="Times New Roman"/>
-        </w:rPr>
-      </w:pPr>
-    </w:p>
-    <w:p>
-      <w:pPr>
-        <w:rPr>
-          <w:rFonts w:ascii="Times New Roman" w:hAnsi="Times New Roman"/>
-        </w:rPr>
-      </w:pPr>
-      <w:r>
-        <w:rPr>
-          <w:rFonts w:ascii="Times New Roman" w:hAnsi="Times New Roman"/>
-        </w:rPr>
-        <w:t xml:space="preserve">Within the HONU platform there is a facility for sending emails as part of the reporting process.  Please ensure that you copy </w:t>
-      </w:r>
-      <w:r>
-        <w:rPr>
-          <w:rFonts w:ascii="Times New Roman" w:hAnsi="Times New Roman"/>
-        </w:rPr>
-        <w:t>the paralegal</w:t>
-      </w:r>
-      <w:r>
-        <w:rPr>
-          <w:rFonts w:ascii="Times New Roman" w:hAnsi="Times New Roman"/>
-        </w:rPr>
-        <w:t xml:space="preserve"> in on any email sent at </w:t>
-      </w:r>
-      <w:r>
-        <w:rPr>
-          <w:rFonts w:ascii="Times New Roman" w:hAnsi="Times New Roman"/>
-          <w:color w:val="000000" w:themeColor="text1"/>
+        <w:spacing w:line="240" w:lineRule="auto"/>
+        <w:rPr>
+          <w:rFonts w:ascii="Times New Roman" w:hAnsi="Times New Roman" w:cs="Times New Roman"/>
+          <w:sz w:val="24"/>
+          <w:szCs w:val="24"/>
+        </w:rPr>
+      </w:pPr>
+    </w:p>
+    <w:p>
+      <w:pPr>
+        <w:spacing w:line="240" w:lineRule="auto"/>
+        <w:rPr>
+          <w:rFonts w:ascii="Times New Roman" w:hAnsi="Times New Roman" w:cs="Times New Roman"/>
+          <w:sz w:val="24"/>
+          <w:szCs w:val="24"/>
+        </w:rPr>
+      </w:pPr>
+      <w:r>
+        <w:rPr>
+          <w:rFonts w:ascii="Times New Roman" w:hAnsi="Times New Roman" w:cs="Times New Roman"/>
+          <w:sz w:val="24"/>
+          <w:szCs w:val="24"/>
+        </w:rPr>
+        <w:t xml:space="preserve">Within the HONU platform there is a facility for sending emails as part of the reporting process.  Please ensure that you copy the paralegal in on any email sent at </w:t>
+      </w:r>
+      <w:r>
+        <w:rPr>
+          <w:rFonts w:ascii="Times New Roman" w:hAnsi="Times New Roman" w:cs="Times New Roman"/>
+          <w:color w:val="000000"/>
+          <w:sz w:val="24"/>
+          <w:szCs w:val="24"/>
         </w:rPr>
         <w:t>&lt;&lt;ffparaEmail&gt;&gt;</w:t>
       </w:r>
       <w:r>
         <w:rPr>
-          <w:rFonts w:ascii="Times New Roman" w:hAnsi="Times New Roman"/>
-        </w:rPr>
-        <w:t xml:space="preserve">.  </w:t>
-      </w:r>
-      <w:r>
-        <w:rPr>
-          <w:rFonts w:ascii="Times New Roman" w:hAnsi="Times New Roman"/>
-        </w:rPr>
-        <w:t xml:space="preserve">Additionally, please provide us with an electronic copy of the new current claim set in English </w:t>
-      </w:r>
-      <w:r>
-        <w:rPr>
-          <w:rFonts w:ascii="Times New Roman" w:hAnsi="Times New Roman"/>
-        </w:rPr>
-        <w:t xml:space="preserve">and in Word format </w:t>
-      </w:r>
-      <w:r>
-        <w:rPr>
-          <w:rFonts w:ascii="Times New Roman" w:hAnsi="Times New Roman"/>
-        </w:rPr>
-        <w:t>when reporting filing of the response.</w:t>
-      </w:r>
-    </w:p>
-    <w:p>
-      <w:pPr>
-        <w:rPr>
-          <w:rFonts w:ascii="Times New Roman" w:hAnsi="Times New Roman"/>
-        </w:rPr>
-      </w:pPr>
-    </w:p>
-    <w:p>
-      <w:pPr>
-        <w:rPr>
-          <w:rFonts w:ascii="Times New Roman" w:hAnsi="Times New Roman"/>
-        </w:rPr>
-      </w:pPr>
-      <w:r>
-        <w:rPr>
-          <w:rFonts w:ascii="Times New Roman" w:hAnsi="Times New Roman"/>
+          <w:rFonts w:ascii="Times New Roman" w:hAnsi="Times New Roman" w:cs="Times New Roman"/>
+          <w:sz w:val="24"/>
+          <w:szCs w:val="24"/>
+        </w:rPr>
+        <w:t>.  Additionally, please provide us with an electronic copy of the new current claim set in English and in Word format when reporting filing of the response.</w:t>
+      </w:r>
+    </w:p>
+    <w:p>
+      <w:pPr>
+        <w:spacing w:line="240" w:lineRule="auto"/>
+        <w:rPr>
+          <w:rFonts w:ascii="Times New Roman" w:hAnsi="Times New Roman" w:cs="Times New Roman"/>
+          <w:sz w:val="24"/>
+          <w:szCs w:val="24"/>
+        </w:rPr>
+      </w:pPr>
+    </w:p>
+    <w:p>
+      <w:pPr>
+        <w:spacing w:line="240" w:lineRule="auto"/>
+        <w:rPr>
+          <w:rFonts w:ascii="Times New Roman" w:hAnsi="Times New Roman" w:cs="Times New Roman"/>
+          <w:sz w:val="24"/>
+          <w:szCs w:val="24"/>
+        </w:rPr>
+      </w:pPr>
+      <w:r>
+        <w:rPr>
+          <w:rFonts w:ascii="Times New Roman" w:hAnsi="Times New Roman" w:cs="Times New Roman"/>
           <w:color w:val="FF0000"/>
+          <w:sz w:val="24"/>
+          <w:szCs w:val="24"/>
           <w:u w:val="single"/>
         </w:rPr>
+        <w:lastRenderedPageBreak/>
         <w:t>Please note</w:t>
       </w:r>
       <w:r>
         <w:rPr>
-          <w:rFonts w:ascii="Times New Roman" w:hAnsi="Times New Roman"/>
+          <w:rFonts w:ascii="Times New Roman" w:hAnsi="Times New Roman" w:cs="Times New Roman"/>
           <w:color w:val="FF0000"/>
+          <w:sz w:val="24"/>
+          <w:szCs w:val="24"/>
         </w:rPr>
         <w:t>:</w:t>
       </w:r>
       <w:r>
         <w:rPr>
-          <w:rFonts w:ascii="Times New Roman" w:hAnsi="Times New Roman"/>
-        </w:rPr>
-        <w:t xml:space="preserve"> Acknowledgement of instructions (except acknowledgements of new filing </w:t>
-      </w:r>
-      <w:r>
-        <w:rPr>
-          <w:rFonts w:ascii="Times New Roman" w:hAnsi="Times New Roman"/>
-        </w:rPr>
-        <w:lastRenderedPageBreak/>
-        <w:t>instructions), non-final reminders, drafts or communications between Attorney, Paralegal and your firm do not need to be reported via the HONU platform.</w:t>
-      </w:r>
-    </w:p>
-    <w:p>
-      <w:pPr>
-        <w:rPr>
-          <w:rFonts w:ascii="Times New Roman" w:hAnsi="Times New Roman"/>
+          <w:rFonts w:ascii="Times New Roman" w:hAnsi="Times New Roman" w:cs="Times New Roman"/>
+          <w:sz w:val="24"/>
+          <w:szCs w:val="24"/>
+        </w:rPr>
+        <w:t xml:space="preserve"> Acknowledgement of instructions (except acknowledgements of new filing instructions), non-final reminders, drafts or communications between Attorney, Paralegal and your firm do not need to be reported via the HONU platform.</w:t>
+      </w:r>
+    </w:p>
+    <w:p>
+      <w:pPr>
+        <w:spacing w:line="240" w:lineRule="auto"/>
+        <w:rPr>
+          <w:rFonts w:ascii="Times New Roman" w:hAnsi="Times New Roman" w:cs="Times New Roman"/>
           <w:color w:val="00B0F0"/>
-        </w:rPr>
-      </w:pPr>
-    </w:p>
-    <w:p>
-      <w:pPr>
-        <w:rPr>
-          <w:rFonts w:ascii="Times New Roman" w:hAnsi="Times New Roman"/>
-        </w:rPr>
-      </w:pPr>
-      <w:r>
-        <w:rPr>
-          <w:rFonts w:ascii="Times New Roman" w:hAnsi="Times New Roman"/>
+          <w:sz w:val="24"/>
+          <w:szCs w:val="24"/>
+        </w:rPr>
+      </w:pPr>
+    </w:p>
+    <w:p>
+      <w:pPr>
+        <w:spacing w:line="240" w:lineRule="auto"/>
+        <w:rPr>
+          <w:rFonts w:ascii="Times New Roman" w:hAnsi="Times New Roman" w:cs="Times New Roman"/>
+          <w:sz w:val="24"/>
+          <w:szCs w:val="24"/>
+        </w:rPr>
+      </w:pPr>
+      <w:r>
+        <w:rPr>
+          <w:rFonts w:ascii="Times New Roman" w:hAnsi="Times New Roman" w:cs="Times New Roman"/>
+          <w:sz w:val="24"/>
+          <w:szCs w:val="24"/>
         </w:rPr>
         <w:t>Invoices should not be uploaded to Honu. Please report invoices as previously instructed.</w:t>
       </w:r>
     </w:p>
     <w:p>
       <w:pPr>
-        <w:rPr>
-          <w:rFonts w:ascii="Times New Roman" w:hAnsi="Times New Roman"/>
-        </w:rPr>
-      </w:pPr>
-    </w:p>
-    <w:p>
-      <w:pPr>
-        <w:rPr>
-          <w:rFonts w:ascii="Times New Roman" w:hAnsi="Times New Roman"/>
-        </w:rPr>
-      </w:pPr>
-      <w:r>
-        <w:rPr>
-          <w:rFonts w:ascii="Times New Roman" w:hAnsi="Times New Roman"/>
+        <w:spacing w:line="240" w:lineRule="auto"/>
+        <w:rPr>
+          <w:rFonts w:ascii="Times New Roman" w:hAnsi="Times New Roman" w:cs="Times New Roman"/>
+          <w:sz w:val="24"/>
+          <w:szCs w:val="24"/>
+        </w:rPr>
+      </w:pPr>
+    </w:p>
+    <w:p>
+      <w:pPr>
+        <w:spacing w:line="240" w:lineRule="auto"/>
+        <w:rPr>
+          <w:rFonts w:ascii="Times New Roman" w:hAnsi="Times New Roman" w:cs="Times New Roman"/>
+          <w:sz w:val="24"/>
+          <w:szCs w:val="24"/>
+        </w:rPr>
+      </w:pPr>
+      <w:r>
+        <w:rPr>
+          <w:rFonts w:ascii="Times New Roman" w:hAnsi="Times New Roman" w:cs="Times New Roman"/>
+          <w:sz w:val="24"/>
+          <w:szCs w:val="24"/>
         </w:rPr>
         <w:t>Please direct any inquiries regarding this application to the attention of</w:t>
       </w:r>
       <w:r>
         <w:rPr>
-          <w:rFonts w:ascii="Times New Roman" w:hAnsi="Times New Roman"/>
+          <w:rFonts w:ascii="Times New Roman" w:hAnsi="Times New Roman" w:cs="Times New Roman"/>
           <w:color w:val="FF0000"/>
+          <w:sz w:val="24"/>
+          <w:szCs w:val="24"/>
         </w:rPr>
         <w:t xml:space="preserve"> </w:t>
       </w:r>
       <w:r>
         <w:rPr>
-          <w:rFonts w:ascii="Times New Roman" w:hAnsi="Times New Roman"/>
-        </w:rPr>
-        <w:t>&lt;&lt;ffparaName&gt;&gt;, Paralegal</w:t>
-      </w:r>
-      <w:r>
-        <w:rPr>
-          <w:rFonts w:ascii="Times New Roman" w:hAnsi="Times New Roman"/>
-        </w:rPr>
-        <w:t xml:space="preserve"> </w:t>
-      </w:r>
-      <w:r>
-        <w:rPr>
-          <w:rFonts w:ascii="Times New Roman" w:hAnsi="Times New Roman"/>
-        </w:rPr>
-        <w:t xml:space="preserve">International Department, at telephone no. &lt;&lt;ffparaPhone&gt;&gt;. PLEASE CONFIRM SAFE RECEIPT IMMEDIATELY BY EMAIL: </w:t>
-      </w:r>
-      <w:r>
-        <w:rPr>
-          <w:rFonts w:ascii="Times New Roman" w:hAnsi="Times New Roman"/>
-          <w:color w:val="000000" w:themeColor="text1"/>
+          <w:rFonts w:ascii="Times New Roman" w:hAnsi="Times New Roman" w:cs="Times New Roman"/>
+          <w:sz w:val="24"/>
+          <w:szCs w:val="24"/>
+        </w:rPr>
+        <w:t xml:space="preserve">&lt;&lt;ffparaName&gt;&gt;, Paralegal International Department, at telephone no. &lt;&lt;ffparaPhone&gt;&gt;. PLEASE CONFIRM SAFE RECEIPT IMMEDIATELY BY EMAIL: </w:t>
+      </w:r>
+      <w:r>
+        <w:rPr>
+          <w:rFonts w:ascii="Times New Roman" w:hAnsi="Times New Roman" w:cs="Times New Roman"/>
+          <w:color w:val="000000"/>
+          <w:sz w:val="24"/>
+          <w:szCs w:val="24"/>
         </w:rPr>
         <w:t>&lt;&lt;ffparaEmail&gt;&gt;</w:t>
       </w:r>
       <w:r>
         <w:rPr>
-          <w:rFonts w:ascii="Times New Roman" w:hAnsi="Times New Roman"/>
+          <w:rFonts w:ascii="Times New Roman" w:hAnsi="Times New Roman" w:cs="Times New Roman"/>
+          <w:sz w:val="24"/>
+          <w:szCs w:val="24"/>
         </w:rPr>
         <w:t>.</w:t>
       </w:r>
@@ -989,9 +888,12 @@
         <w:tabs>
           <w:tab w:val="left" w:pos="-1440"/>
         </w:tabs>
+        <w:spacing w:line="240" w:lineRule="auto"/>
         <w:jc w:val="both"/>
         <w:rPr>
-          <w:rFonts w:ascii="Times New Roman" w:hAnsi="Times New Roman"/>
+          <w:rFonts w:ascii="Times New Roman" w:hAnsi="Times New Roman" w:cs="Times New Roman"/>
+          <w:sz w:val="24"/>
+          <w:szCs w:val="24"/>
         </w:rPr>
       </w:pPr>
     </w:p>
@@ -1000,14 +902,19 @@
         <w:tabs>
           <w:tab w:val="left" w:pos="-1440"/>
         </w:tabs>
+        <w:spacing w:line="240" w:lineRule="auto"/>
         <w:jc w:val="both"/>
         <w:rPr>
-          <w:rFonts w:ascii="Times New Roman" w:hAnsi="Times New Roman"/>
-        </w:rPr>
-      </w:pPr>
-      <w:r>
-        <w:rPr>
-          <w:rFonts w:ascii="Times New Roman" w:hAnsi="Times New Roman"/>
+          <w:rFonts w:ascii="Times New Roman" w:hAnsi="Times New Roman" w:cs="Times New Roman"/>
+          <w:sz w:val="24"/>
+          <w:szCs w:val="24"/>
+        </w:rPr>
+      </w:pPr>
+      <w:r>
+        <w:rPr>
+          <w:rFonts w:ascii="Times New Roman" w:hAnsi="Times New Roman" w:cs="Times New Roman"/>
+          <w:sz w:val="24"/>
+          <w:szCs w:val="24"/>
         </w:rPr>
         <w:t>Very Truly Yours,</w:t>
       </w:r>
@@ -1017,8 +924,11 @@
         <w:tabs>
           <w:tab w:val="left" w:pos="-1440"/>
         </w:tabs>
-        <w:rPr>
-          <w:rFonts w:ascii="Times New Roman" w:hAnsi="Times New Roman"/>
+        <w:spacing w:line="240" w:lineRule="auto"/>
+        <w:rPr>
+          <w:rFonts w:ascii="Times New Roman" w:hAnsi="Times New Roman" w:cs="Times New Roman"/>
+          <w:sz w:val="24"/>
+          <w:szCs w:val="24"/>
         </w:rPr>
       </w:pPr>
     </w:p>
@@ -1027,42 +937,55 @@
         <w:tabs>
           <w:tab w:val="left" w:pos="-1440"/>
         </w:tabs>
-        <w:rPr>
-          <w:rFonts w:ascii="Times New Roman" w:hAnsi="Times New Roman"/>
-        </w:rPr>
-      </w:pPr>
-    </w:p>
-    <w:p>
-      <w:pPr>
-        <w:rPr>
-          <w:rFonts w:ascii="Times New Roman" w:hAnsi="Times New Roman"/>
-        </w:rPr>
-      </w:pPr>
-      <w:r>
-        <w:rPr>
-          <w:rFonts w:ascii="Times New Roman" w:hAnsi="Times New Roman"/>
+        <w:spacing w:line="240" w:lineRule="auto"/>
+        <w:rPr>
+          <w:rFonts w:ascii="Times New Roman" w:hAnsi="Times New Roman" w:cs="Times New Roman"/>
+          <w:sz w:val="24"/>
+          <w:szCs w:val="24"/>
+        </w:rPr>
+      </w:pPr>
+    </w:p>
+    <w:p>
+      <w:pPr>
+        <w:spacing w:line="240" w:lineRule="auto"/>
+        <w:rPr>
+          <w:rFonts w:ascii="Times New Roman" w:hAnsi="Times New Roman" w:cs="Times New Roman"/>
+          <w:sz w:val="24"/>
+          <w:szCs w:val="24"/>
+        </w:rPr>
+      </w:pPr>
+      <w:r>
+        <w:rPr>
+          <w:rFonts w:ascii="Times New Roman" w:hAnsi="Times New Roman" w:cs="Times New Roman"/>
+          <w:sz w:val="24"/>
+          <w:szCs w:val="24"/>
         </w:rPr>
         <w:t>&lt;&lt;WAName&gt;&gt;</w:t>
       </w:r>
     </w:p>
+    <w:p/>
     <w:sectPr>
-      <w:footerReference w:type="first" r:id="rId9"/>
-      <w:type w:val="continuous"/>
-      <w:pgSz w:w="12240" w:h="15840" w:code="1"/>
-      <w:pgMar w:top="245" w:right="1440" w:bottom="720" w:left="1440" w:header="1440" w:footer="1440" w:gutter="0"/>
+      <w:footerReference w:type="default" r:id="rId8"/>
+      <w:headerReference w:type="first" r:id="rId9"/>
+      <w:footerReference w:type="first" r:id="rId10"/>
+      <w:pgSz w:w="12240" w:h="15840"/>
+      <w:pgMar w:top="1440" w:right="1440" w:bottom="1440" w:left="1440" w:header="648" w:footer="648" w:gutter="0"/>
+      <w:pgNumType w:start="1"/>
       <w:cols w:space="720"/>
-      <w:noEndnote/>
       <w:titlePg/>
-      <w:docGrid w:linePitch="326"/>
+      <w:docGrid w:linePitch="299"/>
     </w:sectPr>
   </w:body>
 </w:document>
 </file>
 
 <file path=word/endnotes.xml><?xml version="1.0" encoding="utf-8"?>
-<w:endnotes xmlns:wpc="http://schemas.microsoft.com/office/word/2010/wordprocessingCanvas" xmlns:cx="http://schemas.microsoft.com/office/drawing/2014/chartex" xmlns:cx1="http://schemas.microsoft.com/office/drawing/2015/9/8/chartex" xmlns:cx2="http://schemas.microsoft.com/office/drawing/2015/10/21/chartex" xmlns:cx3="http://schemas.microsoft.com/office/drawing/2016/5/9/chartex" xmlns:cx4="http://schemas.microsoft.com/office/drawing/2016/5/10/chartex" xmlns:cx5="http://schemas.microsoft.com/office/drawing/2016/5/11/chartex" xmlns:cx6="http://schemas.microsoft.com/office/drawing/2016/5/12/chartex" xmlns:cx7="http://schemas.microsoft.com/office/drawing/2016/5/13/chartex" xmlns:cx8="http://schemas.microsoft.com/office/drawing/2016/5/14/chartex" xmlns:mc="http://schemas.openxmlformats.org/markup-compatibility/2006" xmlns:aink="http://schemas.microsoft.com/office/drawing/2016/ink" xmlns:am3d="http://schemas.microsoft.com/office/drawing/2017/model3d" xmlns:o="urn:schemas-microsoft-com:office:office" xmlns:oel="http://schemas.microsoft.com/office/2019/extlst" xmlns:r="http://schemas.openxmlformats.org/officeDocument/2006/relationships" xmlns:m="http://schemas.openxmlformats.org/officeDocument/2006/math" xmlns:v="urn:schemas-microsoft-com:vml" xmlns:wp14="http://schemas.microsoft.com/office/word/2010/wordprocessingDrawing" xmlns:wp="http://schemas.openxmlformats.org/drawingml/2006/wordprocessingDrawing" xmlns:w10="urn:schemas-microsoft-com:office:word" xmlns:w="http://schemas.openxmlformats.org/wordprocessingml/2006/main" xmlns:w14="http://schemas.microsoft.com/office/word/2010/wordml" xmlns:w15="http://schemas.microsoft.com/office/word/2012/wordml" xmlns:w16cex="http://schemas.microsoft.com/office/word/2018/wordml/cex" xmlns:w16cid="http://schemas.microsoft.com/office/word/2016/wordml/cid" xmlns:w16="http://schemas.microsoft.com/office/word/2018/wordml" xmlns:w16sdtdh="http://schemas.microsoft.com/office/word/2020/wordml/sdtdatahash" xmlns:w16se="http://schemas.microsoft.com/office/word/2015/wordml/symex" xmlns:wpg="http://schemas.microsoft.com/office/word/2010/wordprocessingGroup" xmlns:wpi="http://schemas.microsoft.com/office/word/2010/wordprocessingInk" xmlns:wne="http://schemas.microsoft.com/office/word/2006/wordml" xmlns:wps="http://schemas.microsoft.com/office/word/2010/wordprocessingShape" mc:Ignorable="w14 w15 w16se w16cid w16 w16cex w16sdtdh wp14">
+<w:endnotes xmlns:wpc="http://schemas.microsoft.com/office/word/2010/wordprocessingCanvas" xmlns:cx="http://schemas.microsoft.com/office/drawing/2014/chartex" xmlns:cx1="http://schemas.microsoft.com/office/drawing/2015/9/8/chartex" xmlns:cx2="http://schemas.microsoft.com/office/drawing/2015/10/21/chartex" xmlns:cx3="http://schemas.microsoft.com/office/drawing/2016/5/9/chartex" xmlns:cx4="http://schemas.microsoft.com/office/drawing/2016/5/10/chartex" xmlns:cx5="http://schemas.microsoft.com/office/drawing/2016/5/11/chartex" xmlns:cx6="http://schemas.microsoft.com/office/drawing/2016/5/12/chartex" xmlns:cx7="http://schemas.microsoft.com/office/drawing/2016/5/13/chartex" xmlns:cx8="http://schemas.microsoft.com/office/drawing/2016/5/14/chartex" xmlns:mc="http://schemas.openxmlformats.org/markup-compatibility/2006" xmlns:aink="http://schemas.microsoft.com/office/drawing/2016/ink" xmlns:am3d="http://schemas.microsoft.com/office/drawing/2017/model3d" xmlns:o="urn:schemas-microsoft-com:office:office" xmlns:oel="http://schemas.microsoft.com/office/2019/extlst" xmlns:r="http://schemas.openxmlformats.org/officeDocument/2006/relationships" xmlns:m="http://schemas.openxmlformats.org/officeDocument/2006/math" xmlns:v="urn:schemas-microsoft-com:vml" xmlns:wp14="http://schemas.microsoft.com/office/word/2010/wordprocessingDrawing" xmlns:wp="http://schemas.openxmlformats.org/drawingml/2006/wordprocessingDrawing" xmlns:w10="urn:schemas-microsoft-com:office:word" xmlns:w="http://schemas.openxmlformats.org/wordprocessingml/2006/main" xmlns:w14="http://schemas.microsoft.com/office/word/2010/wordml" xmlns:w15="http://schemas.microsoft.com/office/word/2012/wordml" xmlns:w16cex="http://schemas.microsoft.com/office/word/2018/wordml/cex" xmlns:w16cid="http://schemas.microsoft.com/office/word/2016/wordml/cid" xmlns:w16="http://schemas.microsoft.com/office/word/2018/wordml" xmlns:w16du="http://schemas.microsoft.com/office/word/2023/wordml/word16du" xmlns:w16sdtdh="http://schemas.microsoft.com/office/word/2020/wordml/sdtdatahash" xmlns:w16sdtfl="http://schemas.microsoft.com/office/word/2024/wordml/sdtformatlock" xmlns:w16se="http://schemas.microsoft.com/office/word/2015/wordml/symex" xmlns:wpg="http://schemas.microsoft.com/office/word/2010/wordprocessingGroup" xmlns:wpi="http://schemas.microsoft.com/office/word/2010/wordprocessingInk" xmlns:wne="http://schemas.microsoft.com/office/word/2006/wordml" xmlns:wps="http://schemas.microsoft.com/office/word/2010/wordprocessingShape" mc:Ignorable="w14 w15 w16se w16cid w16 w16cex w16sdtdh w16sdtfl w16du wp14">
   <w:endnote w:type="separator" w:id="-1">
     <w:p>
+      <w:pPr>
+        <w:spacing w:line="240" w:lineRule="auto"/>
+      </w:pPr>
       <w:r>
         <w:separator/>
       </w:r>
@@ -1070,6 +993,9 @@
   </w:endnote>
   <w:endnote w:type="continuationSeparator" w:id="0">
     <w:p>
+      <w:pPr>
+        <w:spacing w:line="240" w:lineRule="auto"/>
+      </w:pPr>
       <w:r>
         <w:continuationSeparator/>
       </w:r>
@@ -1079,37 +1005,36 @@
 </file>
 
 <file path=word/footer1.xml><?xml version="1.0" encoding="utf-8"?>
-<w:ftr xmlns:wpc="http://schemas.microsoft.com/office/word/2010/wordprocessingCanvas" xmlns:cx="http://schemas.microsoft.com/office/drawing/2014/chartex" xmlns:cx1="http://schemas.microsoft.com/office/drawing/2015/9/8/chartex" xmlns:cx2="http://schemas.microsoft.com/office/drawing/2015/10/21/chartex" xmlns:cx3="http://schemas.microsoft.com/office/drawing/2016/5/9/chartex" xmlns:cx4="http://schemas.microsoft.com/office/drawing/2016/5/10/chartex" xmlns:cx5="http://schemas.microsoft.com/office/drawing/2016/5/11/chartex" xmlns:cx6="http://schemas.microsoft.com/office/drawing/2016/5/12/chartex" xmlns:cx7="http://schemas.microsoft.com/office/drawing/2016/5/13/chartex" xmlns:cx8="http://schemas.microsoft.com/office/drawing/2016/5/14/chartex" xmlns:mc="http://schemas.openxmlformats.org/markup-compatibility/2006" xmlns:aink="http://schemas.microsoft.com/office/drawing/2016/ink" xmlns:am3d="http://schemas.microsoft.com/office/drawing/2017/model3d" xmlns:o="urn:schemas-microsoft-com:office:office" xmlns:oel="http://schemas.microsoft.com/office/2019/extlst" xmlns:r="http://schemas.openxmlformats.org/officeDocument/2006/relationships" xmlns:m="http://schemas.openxmlformats.org/officeDocument/2006/math" xmlns:v="urn:schemas-microsoft-com:vml" xmlns:wp14="http://schemas.microsoft.com/office/word/2010/wordprocessingDrawing" xmlns:wp="http://schemas.openxmlformats.org/drawingml/2006/wordprocessingDrawing" xmlns:w10="urn:schemas-microsoft-com:office:word" xmlns:w="http://schemas.openxmlformats.org/wordprocessingml/2006/main" xmlns:w14="http://schemas.microsoft.com/office/word/2010/wordml" xmlns:w15="http://schemas.microsoft.com/office/word/2012/wordml" xmlns:w16cex="http://schemas.microsoft.com/office/word/2018/wordml/cex" xmlns:w16cid="http://schemas.microsoft.com/office/word/2016/wordml/cid" xmlns:w16="http://schemas.microsoft.com/office/word/2018/wordml" xmlns:w16sdtdh="http://schemas.microsoft.com/office/word/2020/wordml/sdtdatahash" xmlns:w16se="http://schemas.microsoft.com/office/word/2015/wordml/symex" xmlns:wpg="http://schemas.microsoft.com/office/word/2010/wordprocessingGroup" xmlns:wpi="http://schemas.microsoft.com/office/word/2010/wordprocessingInk" xmlns:wne="http://schemas.microsoft.com/office/word/2006/wordml" xmlns:wps="http://schemas.microsoft.com/office/word/2010/wordprocessingShape" mc:Ignorable="w14 w15 w16se w16cid w16 w16cex w16sdtdh wp14">
+<w:ftr xmlns:wpc="http://schemas.microsoft.com/office/word/2010/wordprocessingCanvas" xmlns:cx="http://schemas.microsoft.com/office/drawing/2014/chartex" xmlns:cx1="http://schemas.microsoft.com/office/drawing/2015/9/8/chartex" xmlns:cx2="http://schemas.microsoft.com/office/drawing/2015/10/21/chartex" xmlns:cx3="http://schemas.microsoft.com/office/drawing/2016/5/9/chartex" xmlns:cx4="http://schemas.microsoft.com/office/drawing/2016/5/10/chartex" xmlns:cx5="http://schemas.microsoft.com/office/drawing/2016/5/11/chartex" xmlns:cx6="http://schemas.microsoft.com/office/drawing/2016/5/12/chartex" xmlns:cx7="http://schemas.microsoft.com/office/drawing/2016/5/13/chartex" xmlns:cx8="http://schemas.microsoft.com/office/drawing/2016/5/14/chartex" xmlns:mc="http://schemas.openxmlformats.org/markup-compatibility/2006" xmlns:aink="http://schemas.microsoft.com/office/drawing/2016/ink" xmlns:am3d="http://schemas.microsoft.com/office/drawing/2017/model3d" xmlns:o="urn:schemas-microsoft-com:office:office" xmlns:oel="http://schemas.microsoft.com/office/2019/extlst" xmlns:r="http://schemas.openxmlformats.org/officeDocument/2006/relationships" xmlns:m="http://schemas.openxmlformats.org/officeDocument/2006/math" xmlns:v="urn:schemas-microsoft-com:vml" xmlns:wp14="http://schemas.microsoft.com/office/word/2010/wordprocessingDrawing" xmlns:wp="http://schemas.openxmlformats.org/drawingml/2006/wordprocessingDrawing" xmlns:w10="urn:schemas-microsoft-com:office:word" xmlns:w="http://schemas.openxmlformats.org/wordprocessingml/2006/main" xmlns:w14="http://schemas.microsoft.com/office/word/2010/wordml" xmlns:w15="http://schemas.microsoft.com/office/word/2012/wordml" xmlns:w16cex="http://schemas.microsoft.com/office/word/2018/wordml/cex" xmlns:w16cid="http://schemas.microsoft.com/office/word/2016/wordml/cid" xmlns:w16="http://schemas.microsoft.com/office/word/2018/wordml" xmlns:w16du="http://schemas.microsoft.com/office/word/2023/wordml/word16du" xmlns:w16sdtdh="http://schemas.microsoft.com/office/word/2020/wordml/sdtdatahash" xmlns:w16sdtfl="http://schemas.microsoft.com/office/word/2024/wordml/sdtformatlock" xmlns:w16se="http://schemas.microsoft.com/office/word/2015/wordml/symex" xmlns:wpg="http://schemas.microsoft.com/office/word/2010/wordprocessingGroup" xmlns:wpi="http://schemas.microsoft.com/office/word/2010/wordprocessingInk" xmlns:wne="http://schemas.microsoft.com/office/word/2006/wordml" xmlns:wps="http://schemas.microsoft.com/office/word/2010/wordprocessingShape" mc:Ignorable="w14 w15 w16se w16cid w16 w16cex w16sdtdh w16sdtfl w16du wp14">
+  <w:p>
+    <w:pPr>
+      <w:ind w:right="-810"/>
+      <w:jc w:val="right"/>
+    </w:pPr>
+  </w:p>
+</w:ftr>
+</file>
+
+<file path=word/footer2.xml><?xml version="1.0" encoding="utf-8"?>
+<w:ftr xmlns:wpc="http://schemas.microsoft.com/office/word/2010/wordprocessingCanvas" xmlns:cx="http://schemas.microsoft.com/office/drawing/2014/chartex" xmlns:cx1="http://schemas.microsoft.com/office/drawing/2015/9/8/chartex" xmlns:cx2="http://schemas.microsoft.com/office/drawing/2015/10/21/chartex" xmlns:cx3="http://schemas.microsoft.com/office/drawing/2016/5/9/chartex" xmlns:cx4="http://schemas.microsoft.com/office/drawing/2016/5/10/chartex" xmlns:cx5="http://schemas.microsoft.com/office/drawing/2016/5/11/chartex" xmlns:cx6="http://schemas.microsoft.com/office/drawing/2016/5/12/chartex" xmlns:cx7="http://schemas.microsoft.com/office/drawing/2016/5/13/chartex" xmlns:cx8="http://schemas.microsoft.com/office/drawing/2016/5/14/chartex" xmlns:mc="http://schemas.openxmlformats.org/markup-compatibility/2006" xmlns:aink="http://schemas.microsoft.com/office/drawing/2016/ink" xmlns:am3d="http://schemas.microsoft.com/office/drawing/2017/model3d" xmlns:o="urn:schemas-microsoft-com:office:office" xmlns:oel="http://schemas.microsoft.com/office/2019/extlst" xmlns:r="http://schemas.openxmlformats.org/officeDocument/2006/relationships" xmlns:m="http://schemas.openxmlformats.org/officeDocument/2006/math" xmlns:v="urn:schemas-microsoft-com:vml" xmlns:wp14="http://schemas.microsoft.com/office/word/2010/wordprocessingDrawing" xmlns:wp="http://schemas.openxmlformats.org/drawingml/2006/wordprocessingDrawing" xmlns:w10="urn:schemas-microsoft-com:office:word" xmlns:w="http://schemas.openxmlformats.org/wordprocessingml/2006/main" xmlns:w14="http://schemas.microsoft.com/office/word/2010/wordml" xmlns:w15="http://schemas.microsoft.com/office/word/2012/wordml" xmlns:w16cex="http://schemas.microsoft.com/office/word/2018/wordml/cex" xmlns:w16cid="http://schemas.microsoft.com/office/word/2016/wordml/cid" xmlns:w16="http://schemas.microsoft.com/office/word/2018/wordml" xmlns:w16du="http://schemas.microsoft.com/office/word/2023/wordml/word16du" xmlns:w16sdtdh="http://schemas.microsoft.com/office/word/2020/wordml/sdtdatahash" xmlns:w16sdtfl="http://schemas.microsoft.com/office/word/2024/wordml/sdtformatlock" xmlns:w16se="http://schemas.microsoft.com/office/word/2015/wordml/symex" xmlns:wpg="http://schemas.microsoft.com/office/word/2010/wordprocessingGroup" xmlns:wpi="http://schemas.microsoft.com/office/word/2010/wordprocessingInk" xmlns:wne="http://schemas.microsoft.com/office/word/2006/wordml" xmlns:wps="http://schemas.microsoft.com/office/word/2010/wordprocessingShape" mc:Ignorable="w14 w15 w16se w16cid w16 w16cex w16sdtdh w16sdtfl w16du wp14">
   <w:p>
     <w:pPr>
       <w:pStyle w:val="Footer"/>
+      <w:tabs>
+        <w:tab w:val="clear" w:pos="9360"/>
+      </w:tabs>
+      <w:ind w:right="-720"/>
+      <w:jc w:val="right"/>
     </w:pPr>
     <w:r>
       <w:rPr>
-        <w:rFonts w:ascii="Times New Roman" w:hAnsi="Times New Roman"/>
         <w:noProof/>
       </w:rPr>
       <w:drawing>
-        <wp:anchor distT="0" distB="0" distL="114300" distR="114300" simplePos="0" relativeHeight="251659264" behindDoc="0" locked="0" layoutInCell="1" allowOverlap="1" wp14:anchorId="714E8C88" wp14:editId="6D722388">
-          <wp:simplePos x="0" y="0"/>
-          <wp:positionH relativeFrom="page">
-            <wp:posOffset>-19050</wp:posOffset>
-          </wp:positionH>
-          <wp:positionV relativeFrom="paragraph">
-            <wp:posOffset>309245</wp:posOffset>
-          </wp:positionV>
-          <wp:extent cx="7769225" cy="390525"/>
-          <wp:effectExtent l="0" t="0" r="3175" b="9525"/>
-          <wp:wrapThrough wrapText="bothSides">
-            <wp:wrapPolygon edited="0">
-              <wp:start x="0" y="0"/>
-              <wp:lineTo x="0" y="21073"/>
-              <wp:lineTo x="21556" y="21073"/>
-              <wp:lineTo x="21556" y="0"/>
-              <wp:lineTo x="0" y="0"/>
-            </wp:wrapPolygon>
-          </wp:wrapThrough>
-          <wp:docPr id="5" name="Picture 5" descr="A picture containing text, screenshot, font&#10;&#10;Description automatically generated"/>
+        <wp:inline distT="0" distB="0" distL="0" distR="0" wp14:anchorId="04798E73" wp14:editId="465A9596">
+          <wp:extent cx="5943600" cy="981075"/>
+          <wp:effectExtent l="0" t="0" r="0" b="0"/>
+          <wp:docPr id="1" name="image2.png" descr="A screen shot of a computer&#10;&#10;AI-generated content may be incorrect."/>
           <wp:cNvGraphicFramePr>
             <a:graphicFrameLocks xmlns:a="http://schemas.openxmlformats.org/drawingml/2006/main" noChangeAspect="1"/>
           </wp:cNvGraphicFramePr>
@@ -1117,10 +1042,12 @@
             <a:graphicData uri="http://schemas.openxmlformats.org/drawingml/2006/picture">
               <pic:pic xmlns:pic="http://schemas.openxmlformats.org/drawingml/2006/picture">
                 <pic:nvPicPr>
-                  <pic:cNvPr id="4" name="Picture 4" descr="A picture containing text, screenshot, font&#10;&#10;Description automatically generated"/>
-                  <pic:cNvPicPr/>
+                  <pic:cNvPr id="0" name="image2.png" descr="A screen shot of a computer&#10;&#10;AI-generated content may be incorrect."/>
+                  <pic:cNvPicPr>
+                    <a:picLocks noChangeAspect="1" noChangeArrowheads="1"/>
+                  </pic:cNvPicPr>
                 </pic:nvPicPr>
-                <pic:blipFill rotWithShape="1">
+                <pic:blipFill>
                   <a:blip r:embed="rId1">
                     <a:extLst>
                       <a:ext uri="{28A0092B-C50C-407E-A947-70E740481C1C}">
@@ -1128,36 +1055,28 @@
                       </a:ext>
                     </a:extLst>
                   </a:blip>
-                  <a:srcRect t="91068" b="5022"/>
-                  <a:stretch/>
+                  <a:srcRect/>
+                  <a:stretch>
+                    <a:fillRect/>
+                  </a:stretch>
                 </pic:blipFill>
                 <pic:spPr bwMode="auto">
                   <a:xfrm>
                     <a:off x="0" y="0"/>
-                    <a:ext cx="7769225" cy="390525"/>
+                    <a:ext cx="5943600" cy="981075"/>
                   </a:xfrm>
                   <a:prstGeom prst="rect">
                     <a:avLst/>
                   </a:prstGeom>
+                  <a:noFill/>
                   <a:ln>
                     <a:noFill/>
                   </a:ln>
-                  <a:extLst>
-                    <a:ext uri="{53640926-AAD7-44D8-BBD7-CCE9431645EC}">
-                      <a14:shadowObscured xmlns:a14="http://schemas.microsoft.com/office/drawing/2010/main"/>
-                    </a:ext>
-                  </a:extLst>
                 </pic:spPr>
               </pic:pic>
             </a:graphicData>
           </a:graphic>
-          <wp14:sizeRelH relativeFrom="margin">
-            <wp14:pctWidth>0</wp14:pctWidth>
-          </wp14:sizeRelH>
-          <wp14:sizeRelV relativeFrom="margin">
-            <wp14:pctHeight>0</wp14:pctHeight>
-          </wp14:sizeRelV>
-        </wp:anchor>
+        </wp:inline>
       </w:drawing>
     </w:r>
   </w:p>
@@ -1165,9 +1084,12 @@
 </file>
 
 <file path=word/footnotes.xml><?xml version="1.0" encoding="utf-8"?>
-<w:footnotes xmlns:wpc="http://schemas.microsoft.com/office/word/2010/wordprocessingCanvas" xmlns:cx="http://schemas.microsoft.com/office/drawing/2014/chartex" xmlns:cx1="http://schemas.microsoft.com/office/drawing/2015/9/8/chartex" xmlns:cx2="http://schemas.microsoft.com/office/drawing/2015/10/21/chartex" xmlns:cx3="http://schemas.microsoft.com/office/drawing/2016/5/9/chartex" xmlns:cx4="http://schemas.microsoft.com/office/drawing/2016/5/10/chartex" xmlns:cx5="http://schemas.microsoft.com/office/drawing/2016/5/11/chartex" xmlns:cx6="http://schemas.microsoft.com/office/drawing/2016/5/12/chartex" xmlns:cx7="http://schemas.microsoft.com/office/drawing/2016/5/13/chartex" xmlns:cx8="http://schemas.microsoft.com/office/drawing/2016/5/14/chartex" xmlns:mc="http://schemas.openxmlformats.org/markup-compatibility/2006" xmlns:aink="http://schemas.microsoft.com/office/drawing/2016/ink" xmlns:am3d="http://schemas.microsoft.com/office/drawing/2017/model3d" xmlns:o="urn:schemas-microsoft-com:office:office" xmlns:oel="http://schemas.microsoft.com/office/2019/extlst" xmlns:r="http://schemas.openxmlformats.org/officeDocument/2006/relationships" xmlns:m="http://schemas.openxmlformats.org/officeDocument/2006/math" xmlns:v="urn:schemas-microsoft-com:vml" xmlns:wp14="http://schemas.microsoft.com/office/word/2010/wordprocessingDrawing" xmlns:wp="http://schemas.openxmlformats.org/drawingml/2006/wordprocessingDrawing" xmlns:w10="urn:schemas-microsoft-com:office:word" xmlns:w="http://schemas.openxmlformats.org/wordprocessingml/2006/main" xmlns:w14="http://schemas.microsoft.com/office/word/2010/wordml" xmlns:w15="http://schemas.microsoft.com/office/word/2012/wordml" xmlns:w16cex="http://schemas.microsoft.com/office/word/2018/wordml/cex" xmlns:w16cid="http://schemas.microsoft.com/office/word/2016/wordml/cid" xmlns:w16="http://schemas.microsoft.com/office/word/2018/wordml" xmlns:w16sdtdh="http://schemas.microsoft.com/office/word/2020/wordml/sdtdatahash" xmlns:w16se="http://schemas.microsoft.com/office/word/2015/wordml/symex" xmlns:wpg="http://schemas.microsoft.com/office/word/2010/wordprocessingGroup" xmlns:wpi="http://schemas.microsoft.com/office/word/2010/wordprocessingInk" xmlns:wne="http://schemas.microsoft.com/office/word/2006/wordml" xmlns:wps="http://schemas.microsoft.com/office/word/2010/wordprocessingShape" mc:Ignorable="w14 w15 w16se w16cid w16 w16cex w16sdtdh wp14">
+<w:footnotes xmlns:wpc="http://schemas.microsoft.com/office/word/2010/wordprocessingCanvas" xmlns:cx="http://schemas.microsoft.com/office/drawing/2014/chartex" xmlns:cx1="http://schemas.microsoft.com/office/drawing/2015/9/8/chartex" xmlns:cx2="http://schemas.microsoft.com/office/drawing/2015/10/21/chartex" xmlns:cx3="http://schemas.microsoft.com/office/drawing/2016/5/9/chartex" xmlns:cx4="http://schemas.microsoft.com/office/drawing/2016/5/10/chartex" xmlns:cx5="http://schemas.microsoft.com/office/drawing/2016/5/11/chartex" xmlns:cx6="http://schemas.microsoft.com/office/drawing/2016/5/12/chartex" xmlns:cx7="http://schemas.microsoft.com/office/drawing/2016/5/13/chartex" xmlns:cx8="http://schemas.microsoft.com/office/drawing/2016/5/14/chartex" xmlns:mc="http://schemas.openxmlformats.org/markup-compatibility/2006" xmlns:aink="http://schemas.microsoft.com/office/drawing/2016/ink" xmlns:am3d="http://schemas.microsoft.com/office/drawing/2017/model3d" xmlns:o="urn:schemas-microsoft-com:office:office" xmlns:oel="http://schemas.microsoft.com/office/2019/extlst" xmlns:r="http://schemas.openxmlformats.org/officeDocument/2006/relationships" xmlns:m="http://schemas.openxmlformats.org/officeDocument/2006/math" xmlns:v="urn:schemas-microsoft-com:vml" xmlns:wp14="http://schemas.microsoft.com/office/word/2010/wordprocessingDrawing" xmlns:wp="http://schemas.openxmlformats.org/drawingml/2006/wordprocessingDrawing" xmlns:w10="urn:schemas-microsoft-com:office:word" xmlns:w="http://schemas.openxmlformats.org/wordprocessingml/2006/main" xmlns:w14="http://schemas.microsoft.com/office/word/2010/wordml" xmlns:w15="http://schemas.microsoft.com/office/word/2012/wordml" xmlns:w16cex="http://schemas.microsoft.com/office/word/2018/wordml/cex" xmlns:w16cid="http://schemas.microsoft.com/office/word/2016/wordml/cid" xmlns:w16="http://schemas.microsoft.com/office/word/2018/wordml" xmlns:w16du="http://schemas.microsoft.com/office/word/2023/wordml/word16du" xmlns:w16sdtdh="http://schemas.microsoft.com/office/word/2020/wordml/sdtdatahash" xmlns:w16sdtfl="http://schemas.microsoft.com/office/word/2024/wordml/sdtformatlock" xmlns:w16se="http://schemas.microsoft.com/office/word/2015/wordml/symex" xmlns:wpg="http://schemas.microsoft.com/office/word/2010/wordprocessingGroup" xmlns:wpi="http://schemas.microsoft.com/office/word/2010/wordprocessingInk" xmlns:wne="http://schemas.microsoft.com/office/word/2006/wordml" xmlns:wps="http://schemas.microsoft.com/office/word/2010/wordprocessingShape" mc:Ignorable="w14 w15 w16se w16cid w16 w16cex w16sdtdh w16sdtfl w16du wp14">
   <w:footnote w:type="separator" w:id="-1">
     <w:p>
+      <w:pPr>
+        <w:spacing w:line="240" w:lineRule="auto"/>
+      </w:pPr>
       <w:r>
         <w:separator/>
       </w:r>
@@ -1175,6 +1097,9 @@
   </w:footnote>
   <w:footnote w:type="continuationSeparator" w:id="0">
     <w:p>
+      <w:pPr>
+        <w:spacing w:line="240" w:lineRule="auto"/>
+      </w:pPr>
       <w:r>
         <w:continuationSeparator/>
       </w:r>
@@ -1183,28 +1108,328 @@
 </w:footnotes>
 </file>
 
+<file path=word/header1.xml><?xml version="1.0" encoding="utf-8"?>
+<w:hdr xmlns:wpc="http://schemas.microsoft.com/office/word/2010/wordprocessingCanvas" xmlns:cx="http://schemas.microsoft.com/office/drawing/2014/chartex" xmlns:cx1="http://schemas.microsoft.com/office/drawing/2015/9/8/chartex" xmlns:cx2="http://schemas.microsoft.com/office/drawing/2015/10/21/chartex" xmlns:cx3="http://schemas.microsoft.com/office/drawing/2016/5/9/chartex" xmlns:cx4="http://schemas.microsoft.com/office/drawing/2016/5/10/chartex" xmlns:cx5="http://schemas.microsoft.com/office/drawing/2016/5/11/chartex" xmlns:cx6="http://schemas.microsoft.com/office/drawing/2016/5/12/chartex" xmlns:cx7="http://schemas.microsoft.com/office/drawing/2016/5/13/chartex" xmlns:cx8="http://schemas.microsoft.com/office/drawing/2016/5/14/chartex" xmlns:mc="http://schemas.openxmlformats.org/markup-compatibility/2006" xmlns:aink="http://schemas.microsoft.com/office/drawing/2016/ink" xmlns:am3d="http://schemas.microsoft.com/office/drawing/2017/model3d" xmlns:o="urn:schemas-microsoft-com:office:office" xmlns:oel="http://schemas.microsoft.com/office/2019/extlst" xmlns:r="http://schemas.openxmlformats.org/officeDocument/2006/relationships" xmlns:m="http://schemas.openxmlformats.org/officeDocument/2006/math" xmlns:v="urn:schemas-microsoft-com:vml" xmlns:wp14="http://schemas.microsoft.com/office/word/2010/wordprocessingDrawing" xmlns:wp="http://schemas.openxmlformats.org/drawingml/2006/wordprocessingDrawing" xmlns:w10="urn:schemas-microsoft-com:office:word" xmlns:w="http://schemas.openxmlformats.org/wordprocessingml/2006/main" xmlns:w14="http://schemas.microsoft.com/office/word/2010/wordml" xmlns:w15="http://schemas.microsoft.com/office/word/2012/wordml" xmlns:w16cex="http://schemas.microsoft.com/office/word/2018/wordml/cex" xmlns:w16cid="http://schemas.microsoft.com/office/word/2016/wordml/cid" xmlns:w16="http://schemas.microsoft.com/office/word/2018/wordml" xmlns:w16du="http://schemas.microsoft.com/office/word/2023/wordml/word16du" xmlns:w16sdtdh="http://schemas.microsoft.com/office/word/2020/wordml/sdtdatahash" xmlns:w16sdtfl="http://schemas.microsoft.com/office/word/2024/wordml/sdtformatlock" xmlns:w16se="http://schemas.microsoft.com/office/word/2015/wordml/symex" xmlns:wpg="http://schemas.microsoft.com/office/word/2010/wordprocessingGroup" xmlns:wpi="http://schemas.microsoft.com/office/word/2010/wordprocessingInk" xmlns:wne="http://schemas.microsoft.com/office/word/2006/wordml" xmlns:wps="http://schemas.microsoft.com/office/word/2010/wordprocessingShape" mc:Ignorable="w14 w15 w16se w16cid w16 w16cex w16sdtdh w16sdtfl w16du wp14">
+  <w:p>
+    <w:pPr>
+      <w:pStyle w:val="Header"/>
+      <w:ind w:left="-720"/>
+    </w:pPr>
+    <w:r>
+      <w:rPr>
+        <w:noProof/>
+      </w:rPr>
+      <w:drawing>
+        <wp:inline distT="0" distB="0" distL="0" distR="0" wp14:anchorId="59517348" wp14:editId="24C06899">
+          <wp:extent cx="885825" cy="885825"/>
+          <wp:effectExtent l="0" t="0" r="0" b="0"/>
+          <wp:docPr id="2" name="image1.png" descr="A blue background with black letters&#10;&#10;AI-generated content may be incorrect."/>
+          <wp:cNvGraphicFramePr>
+            <a:graphicFrameLocks xmlns:a="http://schemas.openxmlformats.org/drawingml/2006/main" noChangeAspect="1"/>
+          </wp:cNvGraphicFramePr>
+          <a:graphic xmlns:a="http://schemas.openxmlformats.org/drawingml/2006/main">
+            <a:graphicData uri="http://schemas.openxmlformats.org/drawingml/2006/picture">
+              <pic:pic xmlns:pic="http://schemas.openxmlformats.org/drawingml/2006/picture">
+                <pic:nvPicPr>
+                  <pic:cNvPr id="0" name="image1.png" descr="A blue background with black letters&#10;&#10;AI-generated content may be incorrect."/>
+                  <pic:cNvPicPr>
+                    <a:picLocks noChangeAspect="1" noChangeArrowheads="1"/>
+                  </pic:cNvPicPr>
+                </pic:nvPicPr>
+                <pic:blipFill>
+                  <a:blip r:embed="rId1">
+                    <a:extLst>
+                      <a:ext uri="{28A0092B-C50C-407E-A947-70E740481C1C}">
+                        <a14:useLocalDpi xmlns:a14="http://schemas.microsoft.com/office/drawing/2010/main" val="0"/>
+                      </a:ext>
+                    </a:extLst>
+                  </a:blip>
+                  <a:srcRect/>
+                  <a:stretch>
+                    <a:fillRect/>
+                  </a:stretch>
+                </pic:blipFill>
+                <pic:spPr bwMode="auto">
+                  <a:xfrm>
+                    <a:off x="0" y="0"/>
+                    <a:ext cx="885825" cy="885825"/>
+                  </a:xfrm>
+                  <a:prstGeom prst="rect">
+                    <a:avLst/>
+                  </a:prstGeom>
+                  <a:noFill/>
+                  <a:ln>
+                    <a:noFill/>
+                  </a:ln>
+                </pic:spPr>
+              </pic:pic>
+            </a:graphicData>
+          </a:graphic>
+        </wp:inline>
+      </w:drawing>
+    </w:r>
+  </w:p>
+</w:hdr>
+</file>
+
+<file path=word/numbering.xml><?xml version="1.0" encoding="utf-8"?>
+<w:numbering xmlns:wpc="http://schemas.microsoft.com/office/word/2010/wordprocessingCanvas" xmlns:cx="http://schemas.microsoft.com/office/drawing/2014/chartex" xmlns:cx1="http://schemas.microsoft.com/office/drawing/2015/9/8/chartex" xmlns:cx2="http://schemas.microsoft.com/office/drawing/2015/10/21/chartex" xmlns:cx3="http://schemas.microsoft.com/office/drawing/2016/5/9/chartex" xmlns:cx4="http://schemas.microsoft.com/office/drawing/2016/5/10/chartex" xmlns:cx5="http://schemas.microsoft.com/office/drawing/2016/5/11/chartex" xmlns:cx6="http://schemas.microsoft.com/office/drawing/2016/5/12/chartex" xmlns:cx7="http://schemas.microsoft.com/office/drawing/2016/5/13/chartex" xmlns:cx8="http://schemas.microsoft.com/office/drawing/2016/5/14/chartex" xmlns:mc="http://schemas.openxmlformats.org/markup-compatibility/2006" xmlns:aink="http://schemas.microsoft.com/office/drawing/2016/ink" xmlns:am3d="http://schemas.microsoft.com/office/drawing/2017/model3d" xmlns:o="urn:schemas-microsoft-com:office:office" xmlns:oel="http://schemas.microsoft.com/office/2019/extlst" xmlns:r="http://schemas.openxmlformats.org/officeDocument/2006/relationships" xmlns:m="http://schemas.openxmlformats.org/officeDocument/2006/math" xmlns:v="urn:schemas-microsoft-com:vml" xmlns:wp14="http://schemas.microsoft.com/office/word/2010/wordprocessingDrawing" xmlns:wp="http://schemas.openxmlformats.org/drawingml/2006/wordprocessingDrawing" xmlns:w10="urn:schemas-microsoft-com:office:word" xmlns:w="http://schemas.openxmlformats.org/wordprocessingml/2006/main" xmlns:w14="http://schemas.microsoft.com/office/word/2010/wordml" xmlns:w15="http://schemas.microsoft.com/office/word/2012/wordml" xmlns:w16cex="http://schemas.microsoft.com/office/word/2018/wordml/cex" xmlns:w16cid="http://schemas.microsoft.com/office/word/2016/wordml/cid" xmlns:w16="http://schemas.microsoft.com/office/word/2018/wordml" xmlns:w16du="http://schemas.microsoft.com/office/word/2023/wordml/word16du" xmlns:w16sdtdh="http://schemas.microsoft.com/office/word/2020/wordml/sdtdatahash" xmlns:w16sdtfl="http://schemas.microsoft.com/office/word/2024/wordml/sdtformatlock" xmlns:w16se="http://schemas.microsoft.com/office/word/2015/wordml/symex" xmlns:wpg="http://schemas.microsoft.com/office/word/2010/wordprocessingGroup" xmlns:wpi="http://schemas.microsoft.com/office/word/2010/wordprocessingInk" xmlns:wne="http://schemas.microsoft.com/office/word/2006/wordml" xmlns:wps="http://schemas.microsoft.com/office/word/2010/wordprocessingShape" mc:Ignorable="w14 w15 w16se w16cid w16 w16cex w16sdtdh w16sdtfl w16du wp14">
+  <w:abstractNum w:abstractNumId="0" w15:restartNumberingAfterBreak="0">
+    <w:nsid w:val="06080F38"/>
+    <w:multiLevelType w:val="hybridMultilevel"/>
+    <w:tmpl w:val="BA5A8C14"/>
+    <w:lvl w:ilvl="0" w:tplc="052EFEDA">
+      <w:numFmt w:val="bullet"/>
+      <w:lvlText w:val="-"/>
+      <w:lvlJc w:val="left"/>
+      <w:pPr>
+        <w:ind w:left="720" w:hanging="360"/>
+      </w:pPr>
+      <w:rPr>
+        <w:rFonts w:ascii="Calibri" w:eastAsia="Calibri" w:hAnsi="Calibri" w:cs="Times New Roman" w:hint="default"/>
+      </w:rPr>
+    </w:lvl>
+    <w:lvl w:ilvl="1" w:tplc="04090003" w:tentative="1">
+      <w:start w:val="1"/>
+      <w:numFmt w:val="bullet"/>
+      <w:lvlText w:val="o"/>
+      <w:lvlJc w:val="left"/>
+      <w:pPr>
+        <w:ind w:left="1440" w:hanging="360"/>
+      </w:pPr>
+      <w:rPr>
+        <w:rFonts w:ascii="Courier New" w:hAnsi="Courier New" w:cs="Courier New" w:hint="default"/>
+      </w:rPr>
+    </w:lvl>
+    <w:lvl w:ilvl="2" w:tplc="04090005" w:tentative="1">
+      <w:start w:val="1"/>
+      <w:numFmt w:val="bullet"/>
+      <w:lvlText w:val=""/>
+      <w:lvlJc w:val="left"/>
+      <w:pPr>
+        <w:ind w:left="2160" w:hanging="360"/>
+      </w:pPr>
+      <w:rPr>
+        <w:rFonts w:ascii="Wingdings" w:hAnsi="Wingdings" w:hint="default"/>
+      </w:rPr>
+    </w:lvl>
+    <w:lvl w:ilvl="3" w:tplc="04090001" w:tentative="1">
+      <w:start w:val="1"/>
+      <w:numFmt w:val="bullet"/>
+      <w:lvlText w:val=""/>
+      <w:lvlJc w:val="left"/>
+      <w:pPr>
+        <w:ind w:left="2880" w:hanging="360"/>
+      </w:pPr>
+      <w:rPr>
+        <w:rFonts w:ascii="Symbol" w:hAnsi="Symbol" w:hint="default"/>
+      </w:rPr>
+    </w:lvl>
+    <w:lvl w:ilvl="4" w:tplc="04090003" w:tentative="1">
+      <w:start w:val="1"/>
+      <w:numFmt w:val="bullet"/>
+      <w:lvlText w:val="o"/>
+      <w:lvlJc w:val="left"/>
+      <w:pPr>
+        <w:ind w:left="3600" w:hanging="360"/>
+      </w:pPr>
+      <w:rPr>
+        <w:rFonts w:ascii="Courier New" w:hAnsi="Courier New" w:cs="Courier New" w:hint="default"/>
+      </w:rPr>
+    </w:lvl>
+    <w:lvl w:ilvl="5" w:tplc="04090005" w:tentative="1">
+      <w:start w:val="1"/>
+      <w:numFmt w:val="bullet"/>
+      <w:lvlText w:val=""/>
+      <w:lvlJc w:val="left"/>
+      <w:pPr>
+        <w:ind w:left="4320" w:hanging="360"/>
+      </w:pPr>
+      <w:rPr>
+        <w:rFonts w:ascii="Wingdings" w:hAnsi="Wingdings" w:hint="default"/>
+      </w:rPr>
+    </w:lvl>
+    <w:lvl w:ilvl="6" w:tplc="04090001" w:tentative="1">
+      <w:start w:val="1"/>
+      <w:numFmt w:val="bullet"/>
+      <w:lvlText w:val=""/>
+      <w:lvlJc w:val="left"/>
+      <w:pPr>
+        <w:ind w:left="5040" w:hanging="360"/>
+      </w:pPr>
+      <w:rPr>
+        <w:rFonts w:ascii="Symbol" w:hAnsi="Symbol" w:hint="default"/>
+      </w:rPr>
+    </w:lvl>
+    <w:lvl w:ilvl="7" w:tplc="04090003" w:tentative="1">
+      <w:start w:val="1"/>
+      <w:numFmt w:val="bullet"/>
+      <w:lvlText w:val="o"/>
+      <w:lvlJc w:val="left"/>
+      <w:pPr>
+        <w:ind w:left="5760" w:hanging="360"/>
+      </w:pPr>
+      <w:rPr>
+        <w:rFonts w:ascii="Courier New" w:hAnsi="Courier New" w:cs="Courier New" w:hint="default"/>
+      </w:rPr>
+    </w:lvl>
+    <w:lvl w:ilvl="8" w:tplc="04090005" w:tentative="1">
+      <w:start w:val="1"/>
+      <w:numFmt w:val="bullet"/>
+      <w:lvlText w:val=""/>
+      <w:lvlJc w:val="left"/>
+      <w:pPr>
+        <w:ind w:left="6480" w:hanging="360"/>
+      </w:pPr>
+      <w:rPr>
+        <w:rFonts w:ascii="Wingdings" w:hAnsi="Wingdings" w:hint="default"/>
+      </w:rPr>
+    </w:lvl>
+  </w:abstractNum>
+  <w:abstractNum w:abstractNumId="1" w15:restartNumberingAfterBreak="0">
+    <w:nsid w:val="75F3441E"/>
+    <w:multiLevelType w:val="hybridMultilevel"/>
+    <w:tmpl w:val="BDFABAD2"/>
+    <w:lvl w:ilvl="0" w:tplc="04090001">
+      <w:start w:val="1"/>
+      <w:numFmt w:val="bullet"/>
+      <w:lvlText w:val=""/>
+      <w:lvlJc w:val="left"/>
+      <w:pPr>
+        <w:ind w:left="720" w:hanging="360"/>
+      </w:pPr>
+      <w:rPr>
+        <w:rFonts w:ascii="Symbol" w:hAnsi="Symbol" w:hint="default"/>
+      </w:rPr>
+    </w:lvl>
+    <w:lvl w:ilvl="1" w:tplc="04090019" w:tentative="1">
+      <w:start w:val="1"/>
+      <w:numFmt w:val="lowerLetter"/>
+      <w:lvlText w:val="%2."/>
+      <w:lvlJc w:val="left"/>
+      <w:pPr>
+        <w:ind w:left="1440" w:hanging="360"/>
+      </w:pPr>
+      <w:rPr>
+        <w:rFonts w:cs="Times New Roman"/>
+      </w:rPr>
+    </w:lvl>
+    <w:lvl w:ilvl="2" w:tplc="0409001B" w:tentative="1">
+      <w:start w:val="1"/>
+      <w:numFmt w:val="lowerRoman"/>
+      <w:lvlText w:val="%3."/>
+      <w:lvlJc w:val="right"/>
+      <w:pPr>
+        <w:ind w:left="2160" w:hanging="180"/>
+      </w:pPr>
+      <w:rPr>
+        <w:rFonts w:cs="Times New Roman"/>
+      </w:rPr>
+    </w:lvl>
+    <w:lvl w:ilvl="3" w:tplc="0409000F" w:tentative="1">
+      <w:start w:val="1"/>
+      <w:numFmt w:val="decimal"/>
+      <w:lvlText w:val="%4."/>
+      <w:lvlJc w:val="left"/>
+      <w:pPr>
+        <w:ind w:left="2880" w:hanging="360"/>
+      </w:pPr>
+      <w:rPr>
+        <w:rFonts w:cs="Times New Roman"/>
+      </w:rPr>
+    </w:lvl>
+    <w:lvl w:ilvl="4" w:tplc="04090019" w:tentative="1">
+      <w:start w:val="1"/>
+      <w:numFmt w:val="lowerLetter"/>
+      <w:lvlText w:val="%5."/>
+      <w:lvlJc w:val="left"/>
+      <w:pPr>
+        <w:ind w:left="3600" w:hanging="360"/>
+      </w:pPr>
+      <w:rPr>
+        <w:rFonts w:cs="Times New Roman"/>
+      </w:rPr>
+    </w:lvl>
+    <w:lvl w:ilvl="5" w:tplc="0409001B" w:tentative="1">
+      <w:start w:val="1"/>
+      <w:numFmt w:val="lowerRoman"/>
+      <w:lvlText w:val="%6."/>
+      <w:lvlJc w:val="right"/>
+      <w:pPr>
+        <w:ind w:left="4320" w:hanging="180"/>
+      </w:pPr>
+      <w:rPr>
+        <w:rFonts w:cs="Times New Roman"/>
+      </w:rPr>
+    </w:lvl>
+    <w:lvl w:ilvl="6" w:tplc="0409000F" w:tentative="1">
+      <w:start w:val="1"/>
+      <w:numFmt w:val="decimal"/>
+      <w:lvlText w:val="%7."/>
+      <w:lvlJc w:val="left"/>
+      <w:pPr>
+        <w:ind w:left="5040" w:hanging="360"/>
+      </w:pPr>
+      <w:rPr>
+        <w:rFonts w:cs="Times New Roman"/>
+      </w:rPr>
+    </w:lvl>
+    <w:lvl w:ilvl="7" w:tplc="04090019" w:tentative="1">
+      <w:start w:val="1"/>
+      <w:numFmt w:val="lowerLetter"/>
+      <w:lvlText w:val="%8."/>
+      <w:lvlJc w:val="left"/>
+      <w:pPr>
+        <w:ind w:left="5760" w:hanging="360"/>
+      </w:pPr>
+      <w:rPr>
+        <w:rFonts w:cs="Times New Roman"/>
+      </w:rPr>
+    </w:lvl>
+    <w:lvl w:ilvl="8" w:tplc="0409001B" w:tentative="1">
+      <w:start w:val="1"/>
+      <w:numFmt w:val="lowerRoman"/>
+      <w:lvlText w:val="%9."/>
+      <w:lvlJc w:val="right"/>
+      <w:pPr>
+        <w:ind w:left="6480" w:hanging="180"/>
+      </w:pPr>
+      <w:rPr>
+        <w:rFonts w:cs="Times New Roman"/>
+      </w:rPr>
+    </w:lvl>
+  </w:abstractNum>
+  <w:num w:numId="1" w16cid:durableId="1842357240">
+    <w:abstractNumId w:val="1"/>
+  </w:num>
+  <w:num w:numId="2" w16cid:durableId="689062381">
+    <w:abstractNumId w:val="0"/>
+  </w:num>
+</w:numbering>
+</file>
+
 <file path=word/styles.xml><?xml version="1.0" encoding="utf-8"?>
-<w:styles xmlns:mc="http://schemas.openxmlformats.org/markup-compatibility/2006" xmlns:r="http://schemas.openxmlformats.org/officeDocument/2006/relationships" xmlns:w="http://schemas.openxmlformats.org/wordprocessingml/2006/main" xmlns:w14="http://schemas.microsoft.com/office/word/2010/wordml" xmlns:w15="http://schemas.microsoft.com/office/word/2012/wordml" xmlns:w16cex="http://schemas.microsoft.com/office/word/2018/wordml/cex" xmlns:w16cid="http://schemas.microsoft.com/office/word/2016/wordml/cid" xmlns:w16="http://schemas.microsoft.com/office/word/2018/wordml" xmlns:w16sdtdh="http://schemas.microsoft.com/office/word/2020/wordml/sdtdatahash" xmlns:w16se="http://schemas.microsoft.com/office/word/2015/wordml/symex" mc:Ignorable="w14 w15 w16se w16cid w16 w16cex w16sdtdh">
+<w:styles xmlns:mc="http://schemas.openxmlformats.org/markup-compatibility/2006" xmlns:r="http://schemas.openxmlformats.org/officeDocument/2006/relationships" xmlns:w="http://schemas.openxmlformats.org/wordprocessingml/2006/main" xmlns:w14="http://schemas.microsoft.com/office/word/2010/wordml" xmlns:w15="http://schemas.microsoft.com/office/word/2012/wordml" xmlns:w16cex="http://schemas.microsoft.com/office/word/2018/wordml/cex" xmlns:w16cid="http://schemas.microsoft.com/office/word/2016/wordml/cid" xmlns:w16="http://schemas.microsoft.com/office/word/2018/wordml" xmlns:w16du="http://schemas.microsoft.com/office/word/2023/wordml/word16du" xmlns:w16sdtdh="http://schemas.microsoft.com/office/word/2020/wordml/sdtdatahash" xmlns:w16sdtfl="http://schemas.microsoft.com/office/word/2024/wordml/sdtformatlock" xmlns:w16se="http://schemas.microsoft.com/office/word/2015/wordml/symex" mc:Ignorable="w14 w15 w16se w16cid w16 w16cex w16sdtdh w16sdtfl w16du">
   <w:docDefaults>
     <w:rPrDefault>
       <w:rPr>
-        <w:rFonts w:ascii="Times New Roman" w:eastAsia="Times New Roman" w:hAnsi="Times New Roman" w:cs="Times New Roman"/>
+        <w:rFonts w:ascii="Arial" w:eastAsia="Arial" w:hAnsi="Arial" w:cs="Arial"/>
         <w:lang w:val="en-US" w:eastAsia="en-US" w:bidi="ar-SA"/>
       </w:rPr>
     </w:rPrDefault>
     <w:pPrDefault/>
   </w:docDefaults>
-  <w:latentStyles w:defLockedState="0" w:defUIPriority="0" w:defSemiHidden="0" w:defUnhideWhenUsed="0" w:defQFormat="0" w:count="376">
-    <w:lsdException w:name="Normal" w:qFormat="1"/>
-    <w:lsdException w:name="heading 1" w:qFormat="1"/>
-    <w:lsdException w:name="heading 2" w:qFormat="1"/>
-    <w:lsdException w:name="heading 3" w:semiHidden="1" w:unhideWhenUsed="1" w:qFormat="1"/>
-    <w:lsdException w:name="heading 4" w:semiHidden="1" w:unhideWhenUsed="1" w:qFormat="1"/>
-    <w:lsdException w:name="heading 5" w:semiHidden="1" w:unhideWhenUsed="1" w:qFormat="1"/>
-    <w:lsdException w:name="heading 6" w:semiHidden="1" w:unhideWhenUsed="1" w:qFormat="1"/>
-    <w:lsdException w:name="heading 7" w:semiHidden="1" w:unhideWhenUsed="1" w:qFormat="1"/>
-    <w:lsdException w:name="heading 8" w:semiHidden="1" w:unhideWhenUsed="1" w:qFormat="1"/>
-    <w:lsdException w:name="heading 9" w:semiHidden="1" w:unhideWhenUsed="1" w:qFormat="1"/>
+  <w:latentStyles w:defLockedState="0" w:defUIPriority="99" w:defSemiHidden="0" w:defUnhideWhenUsed="0" w:defQFormat="0" w:count="376">
+    <w:lsdException w:name="Normal" w:uiPriority="0" w:qFormat="1"/>
+    <w:lsdException w:name="heading 1" w:uiPriority="9" w:qFormat="1"/>
+    <w:lsdException w:name="heading 2" w:semiHidden="1" w:uiPriority="9" w:unhideWhenUsed="1" w:qFormat="1"/>
+    <w:lsdException w:name="heading 3" w:semiHidden="1" w:uiPriority="9" w:unhideWhenUsed="1" w:qFormat="1"/>
+    <w:lsdException w:name="heading 4" w:semiHidden="1" w:uiPriority="9" w:unhideWhenUsed="1" w:qFormat="1"/>
+    <w:lsdException w:name="heading 5" w:semiHidden="1" w:uiPriority="9" w:unhideWhenUsed="1" w:qFormat="1"/>
+    <w:lsdException w:name="heading 6" w:semiHidden="1" w:uiPriority="9" w:unhideWhenUsed="1" w:qFormat="1"/>
+    <w:lsdException w:name="heading 7" w:semiHidden="1" w:uiPriority="9" w:unhideWhenUsed="1" w:qFormat="1"/>
+    <w:lsdException w:name="heading 8" w:semiHidden="1" w:uiPriority="9" w:unhideWhenUsed="1" w:qFormat="1"/>
+    <w:lsdException w:name="heading 9" w:semiHidden="1" w:uiPriority="9" w:unhideWhenUsed="1" w:qFormat="1"/>
     <w:lsdException w:name="index 1" w:semiHidden="1" w:unhideWhenUsed="1"/>
     <w:lsdException w:name="index 2" w:semiHidden="1" w:unhideWhenUsed="1"/>
     <w:lsdException w:name="index 3" w:semiHidden="1" w:unhideWhenUsed="1"/>
@@ -1214,22 +1439,22 @@
     <w:lsdException w:name="index 7" w:semiHidden="1" w:unhideWhenUsed="1"/>
     <w:lsdException w:name="index 8" w:semiHidden="1" w:unhideWhenUsed="1"/>
     <w:lsdException w:name="index 9" w:semiHidden="1" w:unhideWhenUsed="1"/>
-    <w:lsdException w:name="toc 1" w:semiHidden="1" w:unhideWhenUsed="1"/>
-    <w:lsdException w:name="toc 2" w:semiHidden="1" w:unhideWhenUsed="1"/>
-    <w:lsdException w:name="toc 3" w:semiHidden="1" w:unhideWhenUsed="1"/>
-    <w:lsdException w:name="toc 4" w:semiHidden="1" w:unhideWhenUsed="1"/>
-    <w:lsdException w:name="toc 5" w:semiHidden="1" w:unhideWhenUsed="1"/>
-    <w:lsdException w:name="toc 6" w:semiHidden="1" w:unhideWhenUsed="1"/>
-    <w:lsdException w:name="toc 7" w:semiHidden="1" w:unhideWhenUsed="1"/>
-    <w:lsdException w:name="toc 8" w:semiHidden="1" w:unhideWhenUsed="1"/>
-    <w:lsdException w:name="toc 9" w:semiHidden="1" w:unhideWhenUsed="1"/>
+    <w:lsdException w:name="toc 1" w:semiHidden="1" w:uiPriority="39" w:unhideWhenUsed="1"/>
+    <w:lsdException w:name="toc 2" w:semiHidden="1" w:uiPriority="39" w:unhideWhenUsed="1"/>
+    <w:lsdException w:name="toc 3" w:semiHidden="1" w:uiPriority="39" w:unhideWhenUsed="1"/>
+    <w:lsdException w:name="toc 4" w:semiHidden="1" w:uiPriority="39" w:unhideWhenUsed="1"/>
+    <w:lsdException w:name="toc 5" w:semiHidden="1" w:uiPriority="39" w:unhideWhenUsed="1"/>
+    <w:lsdException w:name="toc 6" w:semiHidden="1" w:uiPriority="39" w:unhideWhenUsed="1"/>
+    <w:lsdException w:name="toc 7" w:semiHidden="1" w:uiPriority="39" w:unhideWhenUsed="1"/>
+    <w:lsdException w:name="toc 8" w:semiHidden="1" w:uiPriority="39" w:unhideWhenUsed="1"/>
+    <w:lsdException w:name="toc 9" w:semiHidden="1" w:uiPriority="39" w:unhideWhenUsed="1"/>
     <w:lsdException w:name="Normal Indent" w:semiHidden="1" w:unhideWhenUsed="1"/>
     <w:lsdException w:name="footnote text" w:semiHidden="1" w:unhideWhenUsed="1"/>
     <w:lsdException w:name="annotation text" w:semiHidden="1" w:unhideWhenUsed="1"/>
     <w:lsdException w:name="header" w:semiHidden="1" w:unhideWhenUsed="1"/>
     <w:lsdException w:name="footer" w:semiHidden="1" w:unhideWhenUsed="1"/>
     <w:lsdException w:name="index heading" w:semiHidden="1" w:unhideWhenUsed="1"/>
-    <w:lsdException w:name="caption" w:semiHidden="1" w:unhideWhenUsed="1" w:qFormat="1"/>
+    <w:lsdException w:name="caption" w:semiHidden="1" w:uiPriority="35" w:unhideWhenUsed="1" w:qFormat="1"/>
     <w:lsdException w:name="table of figures" w:semiHidden="1" w:unhideWhenUsed="1"/>
     <w:lsdException w:name="envelope address" w:semiHidden="1" w:unhideWhenUsed="1"/>
     <w:lsdException w:name="envelope return" w:semiHidden="1" w:unhideWhenUsed="1"/>
@@ -1244,8 +1469,11 @@
     <w:lsdException w:name="toa heading" w:semiHidden="1" w:unhideWhenUsed="1"/>
     <w:lsdException w:name="List" w:semiHidden="1" w:unhideWhenUsed="1"/>
     <w:lsdException w:name="List Bullet" w:semiHidden="1" w:unhideWhenUsed="1"/>
+    <w:lsdException w:name="List Number" w:semiHidden="1" w:unhideWhenUsed="1"/>
     <w:lsdException w:name="List 2" w:semiHidden="1" w:unhideWhenUsed="1"/>
     <w:lsdException w:name="List 3" w:semiHidden="1" w:unhideWhenUsed="1"/>
+    <w:lsdException w:name="List 4" w:semiHidden="1" w:unhideWhenUsed="1"/>
+    <w:lsdException w:name="List 5" w:semiHidden="1" w:unhideWhenUsed="1"/>
     <w:lsdException w:name="List Bullet 2" w:semiHidden="1" w:unhideWhenUsed="1"/>
     <w:lsdException w:name="List Bullet 3" w:semiHidden="1" w:unhideWhenUsed="1"/>
     <w:lsdException w:name="List Bullet 4" w:semiHidden="1" w:unhideWhenUsed="1"/>
@@ -1254,10 +1482,10 @@
     <w:lsdException w:name="List Number 3" w:semiHidden="1" w:unhideWhenUsed="1"/>
     <w:lsdException w:name="List Number 4" w:semiHidden="1" w:unhideWhenUsed="1"/>
     <w:lsdException w:name="List Number 5" w:semiHidden="1" w:unhideWhenUsed="1"/>
-    <w:lsdException w:name="Title" w:qFormat="1"/>
+    <w:lsdException w:name="Title" w:uiPriority="10" w:qFormat="1"/>
     <w:lsdException w:name="Closing" w:semiHidden="1" w:unhideWhenUsed="1"/>
     <w:lsdException w:name="Signature" w:semiHidden="1" w:unhideWhenUsed="1"/>
-    <w:lsdException w:name="Default Paragraph Font" w:semiHidden="1" w:unhideWhenUsed="1"/>
+    <w:lsdException w:name="Default Paragraph Font" w:semiHidden="1" w:uiPriority="1" w:unhideWhenUsed="1"/>
     <w:lsdException w:name="Body Text" w:semiHidden="1" w:unhideWhenUsed="1"/>
     <w:lsdException w:name="Body Text Indent" w:semiHidden="1" w:unhideWhenUsed="1"/>
     <w:lsdException w:name="List Continue" w:semiHidden="1" w:unhideWhenUsed="1"/>
@@ -1266,7 +1494,10 @@
     <w:lsdException w:name="List Continue 4" w:semiHidden="1" w:unhideWhenUsed="1"/>
     <w:lsdException w:name="List Continue 5" w:semiHidden="1" w:unhideWhenUsed="1"/>
     <w:lsdException w:name="Message Header" w:semiHidden="1" w:unhideWhenUsed="1"/>
-    <w:lsdException w:name="Subtitle" w:qFormat="1"/>
+    <w:lsdException w:name="Subtitle" w:uiPriority="11" w:qFormat="1"/>
+    <w:lsdException w:name="Salutation" w:semiHidden="1" w:unhideWhenUsed="1"/>
+    <w:lsdException w:name="Date" w:semiHidden="1" w:unhideWhenUsed="1"/>
+    <w:lsdException w:name="Body Text First Indent" w:semiHidden="1" w:unhideWhenUsed="1"/>
     <w:lsdException w:name="Body Text First Indent 2" w:semiHidden="1" w:unhideWhenUsed="1"/>
     <w:lsdException w:name="Note Heading" w:semiHidden="1" w:unhideWhenUsed="1"/>
     <w:lsdException w:name="Body Text 2" w:semiHidden="1" w:unhideWhenUsed="1"/>
@@ -1274,16 +1505,16 @@
     <w:lsdException w:name="Body Text Indent 2" w:semiHidden="1" w:unhideWhenUsed="1"/>
     <w:lsdException w:name="Body Text Indent 3" w:semiHidden="1" w:unhideWhenUsed="1"/>
     <w:lsdException w:name="Block Text" w:semiHidden="1" w:unhideWhenUsed="1"/>
-    <w:lsdException w:name="Hyperlink" w:semiHidden="1" w:uiPriority="99" w:unhideWhenUsed="1"/>
+    <w:lsdException w:name="Hyperlink" w:semiHidden="1" w:unhideWhenUsed="1"/>
     <w:lsdException w:name="FollowedHyperlink" w:semiHidden="1" w:unhideWhenUsed="1"/>
-    <w:lsdException w:name="Strong" w:qFormat="1"/>
-    <w:lsdException w:name="Emphasis" w:qFormat="1"/>
+    <w:lsdException w:name="Strong" w:uiPriority="22" w:qFormat="1"/>
+    <w:lsdException w:name="Emphasis" w:uiPriority="20" w:qFormat="1"/>
     <w:lsdException w:name="Document Map" w:semiHidden="1" w:unhideWhenUsed="1"/>
     <w:lsdException w:name="Plain Text" w:semiHidden="1" w:unhideWhenUsed="1"/>
     <w:lsdException w:name="E-mail Signature" w:semiHidden="1" w:unhideWhenUsed="1"/>
     <w:lsdException w:name="HTML Top of Form" w:semiHidden="1" w:unhideWhenUsed="1"/>
     <w:lsdException w:name="HTML Bottom of Form" w:semiHidden="1" w:unhideWhenUsed="1"/>
-    <w:lsdException w:name="Normal (Web)" w:semiHidden="1" w:unhideWhenUsed="1"/>
+    <w:lsdException w:name="Normal (Web)" w:semiHidden="1" w:uiPriority="0" w:unhideWhenUsed="1"/>
     <w:lsdException w:name="HTML Acronym" w:semiHidden="1" w:unhideWhenUsed="1"/>
     <w:lsdException w:name="HTML Address" w:semiHidden="1" w:unhideWhenUsed="1"/>
     <w:lsdException w:name="HTML Cite" w:semiHidden="1" w:unhideWhenUsed="1"/>
@@ -1343,8 +1574,9 @@
     <w:lsdException w:name="Table Web 2" w:semiHidden="1" w:unhideWhenUsed="1"/>
     <w:lsdException w:name="Table Web 3" w:semiHidden="1" w:unhideWhenUsed="1"/>
     <w:lsdException w:name="Balloon Text" w:semiHidden="1" w:unhideWhenUsed="1"/>
+    <w:lsdException w:name="Table Grid" w:uiPriority="39"/>
     <w:lsdException w:name="Table Theme" w:semiHidden="1" w:unhideWhenUsed="1"/>
-    <w:lsdException w:name="Placeholder Text" w:semiHidden="1" w:uiPriority="99"/>
+    <w:lsdException w:name="Placeholder Text" w:semiHidden="1"/>
     <w:lsdException w:name="No Spacing" w:uiPriority="1" w:qFormat="1"/>
     <w:lsdException w:name="Light Shading" w:uiPriority="60"/>
     <w:lsdException w:name="Light List" w:uiPriority="61"/>
@@ -1366,7 +1598,7 @@
     <w:lsdException w:name="Medium Shading 1 Accent 1" w:uiPriority="63"/>
     <w:lsdException w:name="Medium Shading 2 Accent 1" w:uiPriority="64"/>
     <w:lsdException w:name="Medium List 1 Accent 1" w:uiPriority="65"/>
-    <w:lsdException w:name="Revision" w:semiHidden="1" w:uiPriority="99"/>
+    <w:lsdException w:name="Revision" w:semiHidden="1"/>
     <w:lsdException w:name="List Paragraph" w:uiPriority="34" w:qFormat="1"/>
     <w:lsdException w:name="Quote" w:uiPriority="29" w:qFormat="1"/>
     <w:lsdException w:name="Intense Quote" w:uiPriority="30" w:qFormat="1"/>
@@ -1559,67 +1791,135 @@
     <w:lsdException w:name="List Table 5 Dark Accent 6" w:uiPriority="50"/>
     <w:lsdException w:name="List Table 6 Colorful Accent 6" w:uiPriority="51"/>
     <w:lsdException w:name="List Table 7 Colorful Accent 6" w:uiPriority="52"/>
-    <w:lsdException w:name="Mention" w:semiHidden="1" w:uiPriority="99" w:unhideWhenUsed="1"/>
-    <w:lsdException w:name="Smart Hyperlink" w:semiHidden="1" w:uiPriority="99" w:unhideWhenUsed="1"/>
-    <w:lsdException w:name="Hashtag" w:semiHidden="1" w:uiPriority="99" w:unhideWhenUsed="1"/>
-    <w:lsdException w:name="Unresolved Mention" w:semiHidden="1" w:uiPriority="99" w:unhideWhenUsed="1"/>
-    <w:lsdException w:name="Smart Link" w:semiHidden="1" w:uiPriority="99" w:unhideWhenUsed="1"/>
+    <w:lsdException w:name="Mention" w:semiHidden="1" w:unhideWhenUsed="1"/>
+    <w:lsdException w:name="Smart Hyperlink" w:semiHidden="1" w:unhideWhenUsed="1"/>
+    <w:lsdException w:name="Hashtag" w:semiHidden="1" w:unhideWhenUsed="1"/>
+    <w:lsdException w:name="Unresolved Mention" w:semiHidden="1" w:unhideWhenUsed="1"/>
+    <w:lsdException w:name="Smart Link" w:semiHidden="1" w:unhideWhenUsed="1"/>
   </w:latentStyles>
   <w:style w:type="paragraph" w:default="1" w:styleId="Normal">
     <w:name w:val="Normal"/>
     <w:qFormat/>
-    <w:rsid w:val="004C221E"/>
     <w:pPr>
-      <w:widowControl w:val="0"/>
-      <w:autoSpaceDE w:val="0"/>
-      <w:autoSpaceDN w:val="0"/>
-      <w:adjustRightInd w:val="0"/>
+      <w:spacing w:line="276" w:lineRule="auto"/>
     </w:pPr>
     <w:rPr>
-      <w:rFonts w:ascii="Courier New" w:hAnsi="Courier New"/>
-      <w:sz w:val="24"/>
-      <w:szCs w:val="24"/>
+      <w:sz w:val="22"/>
+      <w:szCs w:val="22"/>
+      <w:lang w:val="en"/>
     </w:rPr>
   </w:style>
   <w:style w:type="paragraph" w:styleId="Heading1">
     <w:name w:val="heading 1"/>
     <w:basedOn w:val="Normal"/>
     <w:next w:val="Normal"/>
+    <w:uiPriority w:val="9"/>
     <w:qFormat/>
-    <w:rsid w:val="004C221E"/>
     <w:pPr>
       <w:keepNext/>
-      <w:tabs>
-        <w:tab w:val="right" w:pos="9360"/>
-      </w:tabs>
-      <w:jc w:val="both"/>
+      <w:keepLines/>
+      <w:spacing w:before="400" w:after="120"/>
       <w:outlineLvl w:val="0"/>
     </w:pPr>
     <w:rPr>
-      <w:rFonts w:ascii="Dutch801 Rm BT" w:hAnsi="Dutch801 Rm BT"/>
-      <w:i/>
-      <w:iCs/>
-      <w:u w:val="single"/>
+      <w:sz w:val="40"/>
+      <w:szCs w:val="40"/>
     </w:rPr>
   </w:style>
   <w:style w:type="paragraph" w:styleId="Heading2">
     <w:name w:val="heading 2"/>
     <w:basedOn w:val="Normal"/>
     <w:next w:val="Normal"/>
+    <w:uiPriority w:val="9"/>
+    <w:semiHidden/>
+    <w:unhideWhenUsed/>
     <w:qFormat/>
-    <w:rsid w:val="004C221E"/>
     <w:pPr>
       <w:keepNext/>
-      <w:tabs>
-        <w:tab w:val="left" w:pos="5040"/>
-        <w:tab w:val="left" w:pos="5760"/>
-      </w:tabs>
+      <w:keepLines/>
+      <w:spacing w:before="360" w:after="120"/>
       <w:outlineLvl w:val="1"/>
     </w:pPr>
     <w:rPr>
-      <w:rFonts w:ascii="Dutch801 Rm BT" w:hAnsi="Dutch801 Rm BT"/>
+      <w:sz w:val="32"/>
+      <w:szCs w:val="32"/>
+    </w:rPr>
+  </w:style>
+  <w:style w:type="paragraph" w:styleId="Heading3">
+    <w:name w:val="heading 3"/>
+    <w:basedOn w:val="Normal"/>
+    <w:next w:val="Normal"/>
+    <w:uiPriority w:val="9"/>
+    <w:semiHidden/>
+    <w:unhideWhenUsed/>
+    <w:qFormat/>
+    <w:pPr>
+      <w:keepNext/>
+      <w:keepLines/>
+      <w:spacing w:before="320" w:after="80"/>
+      <w:outlineLvl w:val="2"/>
+    </w:pPr>
+    <w:rPr>
+      <w:color w:val="434343"/>
+      <w:sz w:val="28"/>
+      <w:szCs w:val="28"/>
+    </w:rPr>
+  </w:style>
+  <w:style w:type="paragraph" w:styleId="Heading4">
+    <w:name w:val="heading 4"/>
+    <w:basedOn w:val="Normal"/>
+    <w:next w:val="Normal"/>
+    <w:uiPriority w:val="9"/>
+    <w:semiHidden/>
+    <w:unhideWhenUsed/>
+    <w:qFormat/>
+    <w:pPr>
+      <w:keepNext/>
+      <w:keepLines/>
+      <w:spacing w:before="280" w:after="80"/>
+      <w:outlineLvl w:val="3"/>
+    </w:pPr>
+    <w:rPr>
+      <w:color w:val="666666"/>
+      <w:sz w:val="24"/>
+      <w:szCs w:val="24"/>
+    </w:rPr>
+  </w:style>
+  <w:style w:type="paragraph" w:styleId="Heading5">
+    <w:name w:val="heading 5"/>
+    <w:basedOn w:val="Normal"/>
+    <w:next w:val="Normal"/>
+    <w:uiPriority w:val="9"/>
+    <w:semiHidden/>
+    <w:unhideWhenUsed/>
+    <w:qFormat/>
+    <w:pPr>
+      <w:keepNext/>
+      <w:keepLines/>
+      <w:spacing w:before="240" w:after="80"/>
+      <w:outlineLvl w:val="4"/>
+    </w:pPr>
+    <w:rPr>
+      <w:color w:val="666666"/>
+    </w:rPr>
+  </w:style>
+  <w:style w:type="paragraph" w:styleId="Heading6">
+    <w:name w:val="heading 6"/>
+    <w:basedOn w:val="Normal"/>
+    <w:next w:val="Normal"/>
+    <w:uiPriority w:val="9"/>
+    <w:semiHidden/>
+    <w:unhideWhenUsed/>
+    <w:qFormat/>
+    <w:pPr>
+      <w:keepNext/>
+      <w:keepLines/>
+      <w:spacing w:before="240" w:after="80"/>
+      <w:outlineLvl w:val="5"/>
+    </w:pPr>
+    <w:rPr>
       <w:i/>
-      <w:iCs/>
+      <w:color w:val="666666"/>
     </w:rPr>
   </w:style>
   <w:style w:type="character" w:default="1" w:styleId="DefaultParagraphFont">
@@ -1649,182 +1949,152 @@
     <w:semiHidden/>
     <w:unhideWhenUsed/>
   </w:style>
-  <w:style w:type="character" w:styleId="FootnoteReference">
-    <w:name w:val="footnote reference"/>
-    <w:semiHidden/>
-    <w:rsid w:val="004C221E"/>
-  </w:style>
-  <w:style w:type="paragraph" w:styleId="BodyText">
-    <w:name w:val="Body Text"/>
-    <w:basedOn w:val="Normal"/>
-    <w:link w:val="BodyTextChar"/>
-    <w:rsid w:val="004C221E"/>
+  <w:style w:type="table" w:customStyle="1" w:styleId="TableNormal0">
+    <w:name w:val="TableNormal"/>
     <w:pPr>
-      <w:tabs>
-        <w:tab w:val="left" w:pos="-1440"/>
-      </w:tabs>
-      <w:jc w:val="both"/>
+      <w:spacing w:line="276" w:lineRule="auto"/>
     </w:pPr>
     <w:rPr>
-      <w:rFonts w:ascii="Times New Roman" w:hAnsi="Times New Roman"/>
-      <w:color w:val="000000"/>
+      <w:sz w:val="22"/>
+      <w:szCs w:val="22"/>
+      <w:lang w:val="en"/>
     </w:rPr>
+    <w:tblPr>
+      <w:tblCellMar>
+        <w:top w:w="0" w:type="dxa"/>
+        <w:left w:w="0" w:type="dxa"/>
+        <w:bottom w:w="0" w:type="dxa"/>
+        <w:right w:w="0" w:type="dxa"/>
+      </w:tblCellMar>
+    </w:tblPr>
   </w:style>
   <w:style w:type="paragraph" w:styleId="Title">
     <w:name w:val="Title"/>
     <w:basedOn w:val="Normal"/>
+    <w:next w:val="Normal"/>
+    <w:uiPriority w:val="10"/>
     <w:qFormat/>
-    <w:rsid w:val="004C221E"/>
     <w:pPr>
-      <w:widowControl/>
-      <w:autoSpaceDE/>
-      <w:autoSpaceDN/>
-      <w:adjustRightInd/>
-      <w:jc w:val="center"/>
+      <w:keepNext/>
+      <w:keepLines/>
+      <w:spacing w:after="60"/>
     </w:pPr>
     <w:rPr>
-      <w:rFonts w:ascii="Times New Roman" w:hAnsi="Times New Roman"/>
-      <w:sz w:val="26"/>
-      <w:szCs w:val="20"/>
+      <w:sz w:val="52"/>
+      <w:szCs w:val="52"/>
     </w:rPr>
   </w:style>
-  <w:style w:type="paragraph" w:styleId="BalloonText">
-    <w:name w:val="Balloon Text"/>
+  <w:style w:type="paragraph" w:styleId="Subtitle">
+    <w:name w:val="Subtitle"/>
     <w:basedOn w:val="Normal"/>
-    <w:link w:val="BalloonTextChar"/>
-    <w:rsid w:val="00B66137"/>
+    <w:next w:val="Normal"/>
+    <w:uiPriority w:val="11"/>
+    <w:qFormat/>
+    <w:pPr>
+      <w:keepNext/>
+      <w:keepLines/>
+      <w:spacing w:after="320"/>
+    </w:pPr>
     <w:rPr>
-      <w:rFonts w:ascii="Tahoma" w:hAnsi="Tahoma" w:cs="Tahoma"/>
-      <w:sz w:val="16"/>
-      <w:szCs w:val="16"/>
+      <w:color w:val="666666"/>
+      <w:sz w:val="30"/>
+      <w:szCs w:val="30"/>
     </w:rPr>
   </w:style>
-  <w:style w:type="character" w:customStyle="1" w:styleId="BalloonTextChar">
-    <w:name w:val="Balloon Text Char"/>
-    <w:basedOn w:val="DefaultParagraphFont"/>
-    <w:link w:val="BalloonText"/>
-    <w:rsid w:val="00B66137"/>
-    <w:rPr>
-      <w:rFonts w:ascii="Tahoma" w:hAnsi="Tahoma" w:cs="Tahoma"/>
-      <w:sz w:val="16"/>
-      <w:szCs w:val="16"/>
-    </w:rPr>
+  <w:style w:type="table" w:customStyle="1" w:styleId="a">
+    <w:basedOn w:val="TableNormal0"/>
+    <w:tblPr>
+      <w:tblStyleRowBandSize w:val="1"/>
+      <w:tblStyleColBandSize w:val="1"/>
+      <w:tblCellMar>
+        <w:top w:w="100" w:type="dxa"/>
+        <w:left w:w="100" w:type="dxa"/>
+        <w:bottom w:w="100" w:type="dxa"/>
+        <w:right w:w="100" w:type="dxa"/>
+      </w:tblCellMar>
+    </w:tblPr>
   </w:style>
   <w:style w:type="paragraph" w:styleId="Header">
     <w:name w:val="header"/>
     <w:basedOn w:val="Normal"/>
     <w:link w:val="HeaderChar"/>
-    <w:rsid w:val="00B66137"/>
+    <w:uiPriority w:val="99"/>
+    <w:unhideWhenUsed/>
+    <w:rsid w:val="00062C77"/>
     <w:pPr>
       <w:tabs>
         <w:tab w:val="center" w:pos="4680"/>
         <w:tab w:val="right" w:pos="9360"/>
       </w:tabs>
+      <w:spacing w:line="240" w:lineRule="auto"/>
     </w:pPr>
   </w:style>
   <w:style w:type="character" w:customStyle="1" w:styleId="HeaderChar">
     <w:name w:val="Header Char"/>
     <w:basedOn w:val="DefaultParagraphFont"/>
     <w:link w:val="Header"/>
-    <w:rsid w:val="00B66137"/>
-    <w:rPr>
-      <w:rFonts w:ascii="Courier New" w:hAnsi="Courier New"/>
-      <w:sz w:val="24"/>
-      <w:szCs w:val="24"/>
-    </w:rPr>
+    <w:uiPriority w:val="99"/>
+    <w:rsid w:val="00062C77"/>
   </w:style>
   <w:style w:type="paragraph" w:styleId="Footer">
     <w:name w:val="footer"/>
     <w:basedOn w:val="Normal"/>
     <w:link w:val="FooterChar"/>
-    <w:rsid w:val="00B66137"/>
+    <w:uiPriority w:val="99"/>
+    <w:unhideWhenUsed/>
+    <w:rsid w:val="00062C77"/>
     <w:pPr>
       <w:tabs>
         <w:tab w:val="center" w:pos="4680"/>
         <w:tab w:val="right" w:pos="9360"/>
       </w:tabs>
+      <w:spacing w:line="240" w:lineRule="auto"/>
     </w:pPr>
   </w:style>
   <w:style w:type="character" w:customStyle="1" w:styleId="FooterChar">
     <w:name w:val="Footer Char"/>
     <w:basedOn w:val="DefaultParagraphFont"/>
     <w:link w:val="Footer"/>
-    <w:rsid w:val="00B66137"/>
+    <w:uiPriority w:val="99"/>
+    <w:rsid w:val="00062C77"/>
+  </w:style>
+  <w:style w:type="paragraph" w:styleId="NormalWeb">
+    <w:name w:val="Normal (Web)"/>
+    <w:basedOn w:val="Normal"/>
+    <w:rsid w:val="002F28DE"/>
+    <w:pPr>
+      <w:spacing w:before="100" w:beforeAutospacing="1" w:after="100" w:afterAutospacing="1" w:line="240" w:lineRule="auto"/>
+    </w:pPr>
     <w:rPr>
-      <w:rFonts w:ascii="Courier New" w:hAnsi="Courier New"/>
+      <w:rFonts w:ascii="Times New Roman" w:eastAsia="Times New Roman" w:hAnsi="Times New Roman" w:cs="Times New Roman"/>
       <w:sz w:val="24"/>
       <w:szCs w:val="24"/>
+      <w:lang w:val="en-US"/>
     </w:rPr>
   </w:style>
-  <w:style w:type="character" w:styleId="CommentReference">
-    <w:name w:val="annotation reference"/>
-    <w:basedOn w:val="DefaultParagraphFont"/>
-    <w:rsid w:val="00B03FC1"/>
+  <w:style w:type="paragraph" w:customStyle="1" w:styleId="Letter-Re">
+    <w:name w:val="Letter - Re"/>
+    <w:basedOn w:val="Normal"/>
+    <w:rsid w:val="00282FB5"/>
+    <w:pPr>
+      <w:spacing w:after="240" w:line="240" w:lineRule="auto"/>
+      <w:ind w:left="1440" w:hanging="720"/>
+    </w:pPr>
     <w:rPr>
-      <w:sz w:val="16"/>
-      <w:szCs w:val="16"/>
-    </w:rPr>
-  </w:style>
-  <w:style w:type="paragraph" w:styleId="CommentText">
-    <w:name w:val="annotation text"/>
-    <w:basedOn w:val="Normal"/>
-    <w:link w:val="CommentTextChar"/>
-    <w:rsid w:val="00B03FC1"/>
-    <w:rPr>
-      <w:sz w:val="20"/>
-      <w:szCs w:val="20"/>
-    </w:rPr>
-  </w:style>
-  <w:style w:type="character" w:customStyle="1" w:styleId="CommentTextChar">
-    <w:name w:val="Comment Text Char"/>
-    <w:basedOn w:val="DefaultParagraphFont"/>
-    <w:link w:val="CommentText"/>
-    <w:rsid w:val="00B03FC1"/>
-    <w:rPr>
-      <w:rFonts w:ascii="Courier New" w:hAnsi="Courier New"/>
-    </w:rPr>
-  </w:style>
-  <w:style w:type="paragraph" w:styleId="CommentSubject">
-    <w:name w:val="annotation subject"/>
-    <w:basedOn w:val="CommentText"/>
-    <w:next w:val="CommentText"/>
-    <w:link w:val="CommentSubjectChar"/>
-    <w:rsid w:val="00B03FC1"/>
-    <w:rPr>
-      <w:b/>
-      <w:bCs/>
-    </w:rPr>
-  </w:style>
-  <w:style w:type="character" w:customStyle="1" w:styleId="CommentSubjectChar">
-    <w:name w:val="Comment Subject Char"/>
-    <w:basedOn w:val="CommentTextChar"/>
-    <w:link w:val="CommentSubject"/>
-    <w:rsid w:val="00B03FC1"/>
-    <w:rPr>
-      <w:rFonts w:ascii="Courier New" w:hAnsi="Courier New"/>
-      <w:b/>
-      <w:bCs/>
+      <w:rFonts w:ascii="Times New Roman" w:eastAsia="Times New Roman" w:hAnsi="Times New Roman" w:cs="Times New Roman"/>
+      <w:sz w:val="24"/>
+      <w:szCs w:val="24"/>
+      <w:lang w:val="en-US"/>
     </w:rPr>
   </w:style>
   <w:style w:type="character" w:styleId="Hyperlink">
     <w:name w:val="Hyperlink"/>
-    <w:basedOn w:val="DefaultParagraphFont"/>
     <w:uiPriority w:val="99"/>
     <w:unhideWhenUsed/>
-    <w:rsid w:val="002F75E6"/>
+    <w:rsid w:val="00C6285E"/>
     <w:rPr>
       <w:color w:val="0000FF"/>
       <w:u w:val="single"/>
-    </w:rPr>
-  </w:style>
-  <w:style w:type="character" w:customStyle="1" w:styleId="BodyTextChar">
-    <w:name w:val="Body Text Char"/>
-    <w:link w:val="BodyText"/>
-    <w:rsid w:val="006649D4"/>
-    <w:rPr>
-      <w:color w:val="000000"/>
-      <w:sz w:val="24"/>
-      <w:szCs w:val="24"/>
     </w:rPr>
   </w:style>
 </w:styles>
@@ -1873,7 +2143,7 @@
     </a:clrScheme>
     <a:fontScheme name="Office">
       <a:majorFont>
-        <a:latin typeface="Cambria"/>
+        <a:latin typeface="Calibri"/>
         <a:ea typeface=""/>
         <a:cs typeface=""/>
         <a:font script="Jpan" typeface="ＭＳ ゴシック"/>
@@ -1905,9 +2175,10 @@
         <a:font script="Mong" typeface="Mongolian Baiti"/>
         <a:font script="Viet" typeface="Times New Roman"/>
         <a:font script="Uigh" typeface="Microsoft Uighur"/>
+        <a:font script="Geor" typeface="Sylfaen"/>
       </a:majorFont>
       <a:minorFont>
-        <a:latin typeface="Calibri"/>
+        <a:latin typeface="Cambria"/>
         <a:ea typeface=""/>
         <a:cs typeface=""/>
         <a:font script="Jpan" typeface="ＭＳ 明朝"/>
@@ -1939,6 +2210,7 @@
         <a:font script="Mong" typeface="Mongolian Baiti"/>
         <a:font script="Viet" typeface="Arial"/>
         <a:font script="Uigh" typeface="Microsoft Uighur"/>
+        <a:font script="Geor" typeface="Sylfaen"/>
       </a:minorFont>
     </a:fontScheme>
     <a:fmtScheme name="Office">
@@ -1973,20 +2245,16 @@
           <a:gsLst>
             <a:gs pos="0">
               <a:schemeClr val="phClr">
-                <a:shade val="51000"/>
-                <a:satMod val="130000"/>
-              </a:schemeClr>
-            </a:gs>
-            <a:gs pos="80000">
-              <a:schemeClr val="phClr">
-                <a:shade val="93000"/>
+                <a:tint val="100000"/>
+                <a:shade val="100000"/>
                 <a:satMod val="130000"/>
               </a:schemeClr>
             </a:gs>
             <a:gs pos="100000">
               <a:schemeClr val="phClr">
-                <a:shade val="94000"/>
-                <a:satMod val="135000"/>
+                <a:tint val="50000"/>
+                <a:shade val="100000"/>
+                <a:satMod val="350000"/>
               </a:schemeClr>
             </a:gs>
           </a:gsLst>
@@ -2108,19 +2376,46 @@
       </a:bgFillStyleLst>
     </a:fmtScheme>
   </a:themeElements>
-  <a:objectDefaults/>
+  <a:objectDefaults>
+    <a:spDef>
+      <a:spPr/>
+      <a:bodyPr/>
+      <a:lstStyle/>
+      <a:style>
+        <a:lnRef idx="1">
+          <a:schemeClr val="accent1"/>
+        </a:lnRef>
+        <a:fillRef idx="3">
+          <a:schemeClr val="accent1"/>
+        </a:fillRef>
+        <a:effectRef idx="2">
+          <a:schemeClr val="accent1"/>
+        </a:effectRef>
+        <a:fontRef idx="minor">
+          <a:schemeClr val="lt1"/>
+        </a:fontRef>
+      </a:style>
+    </a:spDef>
+    <a:lnDef>
+      <a:spPr/>
+      <a:bodyPr/>
+      <a:lstStyle/>
+      <a:style>
+        <a:lnRef idx="2">
+          <a:schemeClr val="accent1"/>
+        </a:lnRef>
+        <a:fillRef idx="0">
+          <a:schemeClr val="accent1"/>
+        </a:fillRef>
+        <a:effectRef idx="1">
+          <a:schemeClr val="accent1"/>
+        </a:effectRef>
+        <a:fontRef idx="minor">
+          <a:schemeClr val="tx1"/>
+        </a:fontRef>
+      </a:style>
+    </a:lnDef>
+  </a:objectDefaults>
   <a:extraClrSchemeLst/>
 </a:theme>
-</file>
-
-<file path=customXml/item1.xml><?xml version="1.0" encoding="utf-8"?>
-<b:Sources xmlns:b="http://schemas.openxmlformats.org/officeDocument/2006/bibliography" xmlns="http://schemas.openxmlformats.org/officeDocument/2006/bibliography" SelectedStyle="\APA.XSL" StyleName="APA"/>
-</file>
-
-<file path=customXml/itemProps1.xml><?xml version="1.0" encoding="utf-8"?>
-<ds:datastoreItem xmlns:ds="http://schemas.openxmlformats.org/officeDocument/2006/customXml" ds:itemID="{34D3FA8F-23B9-4434-A20F-142207ABDA37}">
-  <ds:schemaRefs>
-    <ds:schemaRef ds:uri="http://schemas.openxmlformats.org/officeDocument/2006/bibliography"/>
-  </ds:schemaRefs>
-</ds:datastoreItem>
 </file>
--- a/project/documents/letters/ltrffDraftOaInstructions_HONU.docx
+++ b/project/documents/letters/ltrffDraftOaInstructions_HONU.docx
@@ -18,7 +18,25 @@
           <w:sz w:val="24"/>
           <w:szCs w:val="24"/>
         </w:rPr>
-        <w:t>&lt;&lt;currentDate&gt;&gt;</w:t>
+        <w:t>&lt;&lt;</w:t>
+      </w:r>
+      <w:proofErr w:type="spellStart"/>
+      <w:r>
+        <w:rPr>
+          <w:rFonts w:ascii="Times New Roman" w:hAnsi="Times New Roman" w:cs="Times New Roman"/>
+          <w:sz w:val="24"/>
+          <w:szCs w:val="24"/>
+        </w:rPr>
+        <w:t>currentDate</w:t>
+      </w:r>
+      <w:proofErr w:type="spellEnd"/>
+      <w:r>
+        <w:rPr>
+          <w:rFonts w:ascii="Times New Roman" w:hAnsi="Times New Roman" w:cs="Times New Roman"/>
+          <w:sz w:val="24"/>
+          <w:szCs w:val="24"/>
+        </w:rPr>
+        <w:t>&gt;&gt;</w:t>
       </w:r>
     </w:p>
     <w:tbl>
@@ -67,7 +85,25 @@
                 <w:sz w:val="24"/>
                 <w:szCs w:val="24"/>
               </w:rPr>
-              <w:t>&lt;&lt;faOrgName&gt;&gt;</w:t>
+              <w:t>&lt;&lt;</w:t>
+            </w:r>
+            <w:proofErr w:type="spellStart"/>
+            <w:r>
+              <w:rPr>
+                <w:rFonts w:ascii="Times New Roman" w:hAnsi="Times New Roman" w:cs="Times New Roman"/>
+                <w:sz w:val="24"/>
+                <w:szCs w:val="24"/>
+              </w:rPr>
+              <w:t>faOrgName</w:t>
+            </w:r>
+            <w:proofErr w:type="spellEnd"/>
+            <w:r>
+              <w:rPr>
+                <w:rFonts w:ascii="Times New Roman" w:hAnsi="Times New Roman" w:cs="Times New Roman"/>
+                <w:sz w:val="24"/>
+                <w:szCs w:val="24"/>
+              </w:rPr>
+              <w:t>&gt;&gt;</w:t>
             </w:r>
           </w:p>
           <w:p>
@@ -88,7 +124,25 @@
                 <w:sz w:val="24"/>
                 <w:szCs w:val="24"/>
               </w:rPr>
-              <w:t>&lt;&lt;faWorkAddr&gt;&gt;</w:t>
+              <w:t>&lt;&lt;</w:t>
+            </w:r>
+            <w:proofErr w:type="spellStart"/>
+            <w:r>
+              <w:rPr>
+                <w:rFonts w:ascii="Times New Roman" w:hAnsi="Times New Roman" w:cs="Times New Roman"/>
+                <w:sz w:val="24"/>
+                <w:szCs w:val="24"/>
+              </w:rPr>
+              <w:t>faWorkAddr</w:t>
+            </w:r>
+            <w:proofErr w:type="spellEnd"/>
+            <w:r>
+              <w:rPr>
+                <w:rFonts w:ascii="Times New Roman" w:hAnsi="Times New Roman" w:cs="Times New Roman"/>
+                <w:sz w:val="24"/>
+                <w:szCs w:val="24"/>
+              </w:rPr>
+              <w:t>&gt;&gt;</w:t>
             </w:r>
           </w:p>
           <w:p>
@@ -109,7 +163,25 @@
                 <w:sz w:val="24"/>
                 <w:szCs w:val="24"/>
               </w:rPr>
-              <w:t>&lt;&lt;faCSZ&gt;&gt;</w:t>
+              <w:t>&lt;&lt;</w:t>
+            </w:r>
+            <w:proofErr w:type="spellStart"/>
+            <w:r>
+              <w:rPr>
+                <w:rFonts w:ascii="Times New Roman" w:hAnsi="Times New Roman" w:cs="Times New Roman"/>
+                <w:sz w:val="24"/>
+                <w:szCs w:val="24"/>
+              </w:rPr>
+              <w:t>faCSZ</w:t>
+            </w:r>
+            <w:proofErr w:type="spellEnd"/>
+            <w:r>
+              <w:rPr>
+                <w:rFonts w:ascii="Times New Roman" w:hAnsi="Times New Roman" w:cs="Times New Roman"/>
+                <w:sz w:val="24"/>
+                <w:szCs w:val="24"/>
+              </w:rPr>
+              <w:t>&gt;&gt;</w:t>
             </w:r>
           </w:p>
           <w:p>
@@ -223,7 +295,25 @@
                 <w:sz w:val="24"/>
                 <w:szCs w:val="24"/>
               </w:rPr>
-              <w:t xml:space="preserve">VIA E-MAIL &lt;&lt;recipientEmail&gt;&gt; </w:t>
+              <w:t>VIA E-MAIL &lt;&lt;</w:t>
+            </w:r>
+            <w:proofErr w:type="spellStart"/>
+            <w:r>
+              <w:rPr>
+                <w:rFonts w:ascii="Times New Roman" w:hAnsi="Times New Roman" w:cs="Times New Roman"/>
+                <w:sz w:val="24"/>
+                <w:szCs w:val="24"/>
+              </w:rPr>
+              <w:t>recipientEmail</w:t>
+            </w:r>
+            <w:proofErr w:type="spellEnd"/>
+            <w:r>
+              <w:rPr>
+                <w:rFonts w:ascii="Times New Roman" w:hAnsi="Times New Roman" w:cs="Times New Roman"/>
+                <w:sz w:val="24"/>
+                <w:szCs w:val="24"/>
+              </w:rPr>
+              <w:t xml:space="preserve">&gt;&gt; </w:t>
             </w:r>
           </w:p>
         </w:tc>
@@ -366,7 +456,25 @@
           <w:sz w:val="24"/>
           <w:szCs w:val="24"/>
         </w:rPr>
-        <w:t xml:space="preserve">&lt;&lt;matterCountryName&gt;&gt; Application No. </w:t>
+        <w:t>&lt;&lt;</w:t>
+      </w:r>
+      <w:proofErr w:type="spellStart"/>
+      <w:r>
+        <w:rPr>
+          <w:rFonts w:ascii="Times New Roman" w:hAnsi="Times New Roman" w:cs="Times New Roman"/>
+          <w:sz w:val="24"/>
+          <w:szCs w:val="24"/>
+        </w:rPr>
+        <w:t>matterCountryName</w:t>
+      </w:r>
+      <w:proofErr w:type="spellEnd"/>
+      <w:r>
+        <w:rPr>
+          <w:rFonts w:ascii="Times New Roman" w:hAnsi="Times New Roman" w:cs="Times New Roman"/>
+          <w:sz w:val="24"/>
+          <w:szCs w:val="24"/>
+        </w:rPr>
+        <w:t xml:space="preserve">&gt;&gt; Application No. </w:t>
       </w:r>
       <w:r>
         <w:rPr>
@@ -397,7 +505,67 @@
           <w:sz w:val="24"/>
           <w:szCs w:val="24"/>
         </w:rPr>
-        <w:t>Applicant:  &lt;&lt;faAssignee&gt;&gt;</w:t>
+        <w:t>&lt;&lt;</w:t>
+      </w:r>
+      <w:proofErr w:type="spellStart"/>
+      <w:r>
+        <w:rPr>
+          <w:rFonts w:ascii="Times New Roman" w:hAnsi="Times New Roman" w:cs="Times New Roman"/>
+          <w:sz w:val="24"/>
+          <w:szCs w:val="24"/>
+        </w:rPr>
+        <w:t>applican</w:t>
+      </w:r>
+      <w:r>
+        <w:rPr>
+          <w:rFonts w:ascii="Times New Roman" w:hAnsi="Times New Roman" w:cs="Times New Roman"/>
+          <w:sz w:val="24"/>
+          <w:szCs w:val="24"/>
+        </w:rPr>
+        <w:t>t</w:t>
+      </w:r>
+      <w:r>
+        <w:rPr>
+          <w:rFonts w:ascii="Times New Roman" w:hAnsi="Times New Roman" w:cs="Times New Roman"/>
+          <w:sz w:val="24"/>
+          <w:szCs w:val="24"/>
+        </w:rPr>
+        <w:t>Txt</w:t>
+      </w:r>
+      <w:proofErr w:type="spellEnd"/>
+      <w:r>
+        <w:rPr>
+          <w:rFonts w:ascii="Times New Roman" w:hAnsi="Times New Roman" w:cs="Times New Roman"/>
+          <w:sz w:val="24"/>
+          <w:szCs w:val="24"/>
+        </w:rPr>
+        <w:t>&gt;&gt;</w:t>
+      </w:r>
+      <w:r>
+        <w:rPr>
+          <w:rFonts w:ascii="Times New Roman" w:hAnsi="Times New Roman" w:cs="Times New Roman"/>
+          <w:sz w:val="24"/>
+          <w:szCs w:val="24"/>
+        </w:rPr>
+        <w:t>:  &lt;&lt;</w:t>
+      </w:r>
+      <w:proofErr w:type="spellStart"/>
+      <w:r>
+        <w:rPr>
+          <w:rFonts w:ascii="Times New Roman" w:hAnsi="Times New Roman" w:cs="Times New Roman"/>
+          <w:sz w:val="24"/>
+          <w:szCs w:val="24"/>
+        </w:rPr>
+        <w:t>faAssignee</w:t>
+      </w:r>
+      <w:proofErr w:type="spellEnd"/>
+      <w:r>
+        <w:rPr>
+          <w:rFonts w:ascii="Times New Roman" w:hAnsi="Times New Roman" w:cs="Times New Roman"/>
+          <w:sz w:val="24"/>
+          <w:szCs w:val="24"/>
+        </w:rPr>
+        <w:t>&gt;&gt;</w:t>
       </w:r>
     </w:p>
     <w:p>
@@ -469,7 +637,25 @@
           <w:sz w:val="24"/>
           <w:szCs w:val="24"/>
         </w:rPr>
-        <w:t>This will acknowledge receipt of your correspondence dated &lt;&lt;corrDate&gt;&gt;, reporting the Office Action relative to the above identified patent application.</w:t>
+        <w:t>This will acknowledge receipt of your correspondence dated &lt;&lt;</w:t>
+      </w:r>
+      <w:proofErr w:type="spellStart"/>
+      <w:r>
+        <w:rPr>
+          <w:rFonts w:ascii="Times New Roman" w:hAnsi="Times New Roman" w:cs="Times New Roman"/>
+          <w:sz w:val="24"/>
+          <w:szCs w:val="24"/>
+        </w:rPr>
+        <w:t>corrDate</w:t>
+      </w:r>
+      <w:proofErr w:type="spellEnd"/>
+      <w:r>
+        <w:rPr>
+          <w:rFonts w:ascii="Times New Roman" w:hAnsi="Times New Roman" w:cs="Times New Roman"/>
+          <w:sz w:val="24"/>
+          <w:szCs w:val="24"/>
+        </w:rPr>
+        <w:t>&gt;&gt;, reporting the Office Action relative to the above identified patent application.</w:t>
       </w:r>
     </w:p>
     <w:p>
@@ -514,16 +700,60 @@
           <w:szCs w:val="24"/>
           <w:u w:val="single"/>
         </w:rPr>
-        <w:t>&lt;&lt;cdueDate&gt;&gt;</w:t>
-      </w:r>
-      <w:r>
-        <w:rPr>
-          <w:rFonts w:ascii="Times New Roman" w:hAnsi="Times New Roman" w:cs="Times New Roman"/>
+        <w:t>&lt;&lt;</w:t>
+      </w:r>
+      <w:proofErr w:type="spellStart"/>
+      <w:r>
+        <w:rPr>
+          <w:rFonts w:ascii="Times New Roman" w:hAnsi="Times New Roman" w:cs="Times New Roman"/>
+          <w:b/>
           <w:color w:val="000000"/>
           <w:sz w:val="24"/>
           <w:szCs w:val="24"/>
-        </w:rPr>
-        <w:t xml:space="preserve"> deadline.  Of course, we defer to your expertise in &lt;&lt;countryType&gt;&gt; Patent Law when preparing the response. Please contact us if you disagree with the approach we are suggesting.</w:t>
+          <w:u w:val="single"/>
+        </w:rPr>
+        <w:t>cdueDate</w:t>
+      </w:r>
+      <w:proofErr w:type="spellEnd"/>
+      <w:r>
+        <w:rPr>
+          <w:rFonts w:ascii="Times New Roman" w:hAnsi="Times New Roman" w:cs="Times New Roman"/>
+          <w:b/>
+          <w:color w:val="000000"/>
+          <w:sz w:val="24"/>
+          <w:szCs w:val="24"/>
+          <w:u w:val="single"/>
+        </w:rPr>
+        <w:t>&gt;&gt;</w:t>
+      </w:r>
+      <w:r>
+        <w:rPr>
+          <w:rFonts w:ascii="Times New Roman" w:hAnsi="Times New Roman" w:cs="Times New Roman"/>
+          <w:color w:val="000000"/>
+          <w:sz w:val="24"/>
+          <w:szCs w:val="24"/>
+        </w:rPr>
+        <w:t xml:space="preserve"> deadline.  Of course, we defer to your expertise in &lt;&lt;</w:t>
+      </w:r>
+      <w:proofErr w:type="spellStart"/>
+      <w:r>
+        <w:rPr>
+          <w:rFonts w:ascii="Times New Roman" w:hAnsi="Times New Roman" w:cs="Times New Roman"/>
+          <w:color w:val="000000"/>
+          <w:sz w:val="24"/>
+          <w:szCs w:val="24"/>
+        </w:rPr>
+        <w:t>countryType</w:t>
+      </w:r>
+      <w:proofErr w:type="spellEnd"/>
+      <w:r>
+        <w:rPr>
+          <w:rFonts w:ascii="Times New Roman" w:hAnsi="Times New Roman" w:cs="Times New Roman"/>
+          <w:color w:val="000000"/>
+          <w:sz w:val="24"/>
+          <w:szCs w:val="24"/>
+        </w:rPr>
+        <w:t>&gt;&gt; Patent Law when preparing the response. Please contact us if you disagree with the approach we are suggesting.</w:t>
       </w:r>
     </w:p>
     <w:p>
@@ -733,7 +963,27 @@
           <w:sz w:val="24"/>
           <w:szCs w:val="24"/>
         </w:rPr>
-        <w:t>&lt;&lt;ffparaEmail&gt;&gt;</w:t>
+        <w:t>&lt;&lt;</w:t>
+      </w:r>
+      <w:proofErr w:type="spellStart"/>
+      <w:r>
+        <w:rPr>
+          <w:rFonts w:ascii="Times New Roman" w:hAnsi="Times New Roman" w:cs="Times New Roman"/>
+          <w:color w:val="000000"/>
+          <w:sz w:val="24"/>
+          <w:szCs w:val="24"/>
+        </w:rPr>
+        <w:t>ffparaEmail</w:t>
+      </w:r>
+      <w:proofErr w:type="spellEnd"/>
+      <w:r>
+        <w:rPr>
+          <w:rFonts w:ascii="Times New Roman" w:hAnsi="Times New Roman" w:cs="Times New Roman"/>
+          <w:color w:val="000000"/>
+          <w:sz w:val="24"/>
+          <w:szCs w:val="24"/>
+        </w:rPr>
+        <w:t>&gt;&gt;</w:t>
       </w:r>
       <w:r>
         <w:rPr>
@@ -863,7 +1113,43 @@
           <w:sz w:val="24"/>
           <w:szCs w:val="24"/>
         </w:rPr>
-        <w:t xml:space="preserve">&lt;&lt;ffparaName&gt;&gt;, Paralegal International Department, at telephone no. &lt;&lt;ffparaPhone&gt;&gt;. PLEASE CONFIRM SAFE RECEIPT IMMEDIATELY BY EMAIL: </w:t>
+        <w:t>&lt;&lt;</w:t>
+      </w:r>
+      <w:proofErr w:type="spellStart"/>
+      <w:r>
+        <w:rPr>
+          <w:rFonts w:ascii="Times New Roman" w:hAnsi="Times New Roman" w:cs="Times New Roman"/>
+          <w:sz w:val="24"/>
+          <w:szCs w:val="24"/>
+        </w:rPr>
+        <w:t>ffparaName</w:t>
+      </w:r>
+      <w:proofErr w:type="spellEnd"/>
+      <w:r>
+        <w:rPr>
+          <w:rFonts w:ascii="Times New Roman" w:hAnsi="Times New Roman" w:cs="Times New Roman"/>
+          <w:sz w:val="24"/>
+          <w:szCs w:val="24"/>
+        </w:rPr>
+        <w:t>&gt;&gt;, Paralegal International Department, at telephone no. &lt;&lt;</w:t>
+      </w:r>
+      <w:proofErr w:type="spellStart"/>
+      <w:r>
+        <w:rPr>
+          <w:rFonts w:ascii="Times New Roman" w:hAnsi="Times New Roman" w:cs="Times New Roman"/>
+          <w:sz w:val="24"/>
+          <w:szCs w:val="24"/>
+        </w:rPr>
+        <w:t>ffparaPhone</w:t>
+      </w:r>
+      <w:proofErr w:type="spellEnd"/>
+      <w:r>
+        <w:rPr>
+          <w:rFonts w:ascii="Times New Roman" w:hAnsi="Times New Roman" w:cs="Times New Roman"/>
+          <w:sz w:val="24"/>
+          <w:szCs w:val="24"/>
+        </w:rPr>
+        <w:t xml:space="preserve">&gt;&gt;. PLEASE CONFIRM SAFE RECEIPT IMMEDIATELY BY EMAIL: </w:t>
       </w:r>
       <w:r>
         <w:rPr>
@@ -872,7 +1158,27 @@
           <w:sz w:val="24"/>
           <w:szCs w:val="24"/>
         </w:rPr>
-        <w:t>&lt;&lt;ffparaEmail&gt;&gt;</w:t>
+        <w:t>&lt;&lt;</w:t>
+      </w:r>
+      <w:proofErr w:type="spellStart"/>
+      <w:r>
+        <w:rPr>
+          <w:rFonts w:ascii="Times New Roman" w:hAnsi="Times New Roman" w:cs="Times New Roman"/>
+          <w:color w:val="000000"/>
+          <w:sz w:val="24"/>
+          <w:szCs w:val="24"/>
+        </w:rPr>
+        <w:t>ffparaEmail</w:t>
+      </w:r>
+      <w:proofErr w:type="spellEnd"/>
+      <w:r>
+        <w:rPr>
+          <w:rFonts w:ascii="Times New Roman" w:hAnsi="Times New Roman" w:cs="Times New Roman"/>
+          <w:color w:val="000000"/>
+          <w:sz w:val="24"/>
+          <w:szCs w:val="24"/>
+        </w:rPr>
+        <w:t>&gt;&gt;</w:t>
       </w:r>
       <w:r>
         <w:rPr>
@@ -960,7 +1266,25 @@
           <w:sz w:val="24"/>
           <w:szCs w:val="24"/>
         </w:rPr>
-        <w:t>&lt;&lt;WAName&gt;&gt;</w:t>
+        <w:t>&lt;&lt;</w:t>
+      </w:r>
+      <w:proofErr w:type="spellStart"/>
+      <w:r>
+        <w:rPr>
+          <w:rFonts w:ascii="Times New Roman" w:hAnsi="Times New Roman" w:cs="Times New Roman"/>
+          <w:sz w:val="24"/>
+          <w:szCs w:val="24"/>
+        </w:rPr>
+        <w:t>WAName</w:t>
+      </w:r>
+      <w:proofErr w:type="spellEnd"/>
+      <w:r>
+        <w:rPr>
+          <w:rFonts w:ascii="Times New Roman" w:hAnsi="Times New Roman" w:cs="Times New Roman"/>
+          <w:sz w:val="24"/>
+          <w:szCs w:val="24"/>
+        </w:rPr>
+        <w:t>&gt;&gt;</w:t>
       </w:r>
     </w:p>
     <w:p/>
